--- a/Manual_do_Usuario.docx
+++ b/Manual_do_Usuario.docx
@@ -26,52 +26,6 @@
     <w:p>
       <w:pPr>
         <w:pStyle w:val="Title"/>
-        <w:jc w:val="center"/>
-        <w:rPr>
-          <w:lang w:val="pt-BR"/>
-        </w:rPr>
-      </w:pPr>
-    </w:p>
-    <w:p>
-      <w:pPr>
-        <w:pStyle w:val="Title"/>
-        <w:jc w:val="center"/>
-        <w:rPr>
-          <w:lang w:val="pt-BR"/>
-        </w:rPr>
-      </w:pPr>
-    </w:p>
-    <w:p>
-      <w:pPr>
-        <w:pStyle w:val="Title"/>
-        <w:jc w:val="center"/>
-        <w:rPr>
-          <w:lang w:val="pt-BR"/>
-        </w:rPr>
-      </w:pPr>
-    </w:p>
-    <w:p>
-      <w:pPr>
-        <w:pStyle w:val="Title"/>
-        <w:jc w:val="center"/>
-        <w:rPr>
-          <w:lang w:val="pt-BR"/>
-        </w:rPr>
-      </w:pPr>
-    </w:p>
-    <w:p>
-      <w:pPr>
-        <w:pStyle w:val="Title"/>
-        <w:jc w:val="center"/>
-        <w:rPr>
-          <w:lang w:val="pt-BR"/>
-        </w:rPr>
-      </w:pPr>
-    </w:p>
-    <w:p>
-      <w:pPr>
-        <w:pStyle w:val="Title"/>
-        <w:jc w:val="center"/>
         <w:rPr>
           <w:lang w:val="pt-BR"/>
         </w:rPr>
@@ -85,15 +39,13 @@
     </w:p>
     <w:p>
       <w:pPr>
-        <w:jc w:val="center"/>
-        <w:rPr>
-          <w:lang w:val="pt-BR"/>
-        </w:rPr>
-      </w:pPr>
-    </w:p>
-    <w:p>
-      <w:pPr>
-        <w:jc w:val="center"/>
+        <w:rPr>
+          <w:lang w:val="pt-BR"/>
+        </w:rPr>
+      </w:pPr>
+    </w:p>
+    <w:p>
+      <w:pPr>
         <w:rPr>
           <w:lang w:val="pt-BR"/>
         </w:rPr>
@@ -107,15 +59,13 @@
     </w:p>
     <w:p>
       <w:pPr>
-        <w:jc w:val="center"/>
-        <w:rPr>
-          <w:lang w:val="pt-BR"/>
-        </w:rPr>
-      </w:pPr>
-    </w:p>
-    <w:p>
-      <w:pPr>
-        <w:jc w:val="center"/>
+        <w:rPr>
+          <w:lang w:val="pt-BR"/>
+        </w:rPr>
+      </w:pPr>
+    </w:p>
+    <w:p>
+      <w:pPr>
         <w:rPr>
           <w:b/>
           <w:bCs/>
@@ -153,14 +103,6 @@
     </w:p>
     <w:sdt>
       <w:sdtPr>
-        <w:rPr>
-          <w:rFonts w:asciiTheme="minorHAnsi" w:eastAsiaTheme="minorHAnsi" w:hAnsiTheme="minorHAnsi" w:cstheme="minorBidi"/>
-          <w:color w:val="auto"/>
-          <w:kern w:val="2"/>
-          <w:sz w:val="24"/>
-          <w:szCs w:val="24"/>
-          <w14:ligatures w14:val="standardContextual"/>
-        </w:rPr>
         <w:id w:val="1576390316"/>
         <w:docPartObj>
           <w:docPartGallery w:val="Table of Contents"/>
@@ -169,9 +111,15 @@
       </w:sdtPr>
       <w:sdtEndPr>
         <w:rPr>
+          <w:rFonts w:asciiTheme="minorHAnsi" w:eastAsiaTheme="minorHAnsi" w:hAnsiTheme="minorHAnsi" w:cstheme="minorBidi"/>
           <w:b/>
           <w:bCs/>
           <w:noProof/>
+          <w:color w:val="auto"/>
+          <w:kern w:val="2"/>
+          <w:sz w:val="24"/>
+          <w:szCs w:val="24"/>
+          <w14:ligatures w14:val="standardContextual"/>
         </w:rPr>
       </w:sdtEndPr>
       <w:sdtContent>
@@ -1384,223 +1332,7 @@
         <w:rPr>
           <w:lang w:val="pt-BR"/>
         </w:rPr>
-        <w:t>Este manual foi escrito para quem vai usar o sistema no dia a dia da Casinha Azul. O foco aqui n</w:t>
-      </w:r>
-      <w:r>
-        <w:rPr>
-          <w:lang w:val="pt-BR"/>
-        </w:rPr>
-        <w:t>ã</w:t>
-      </w:r>
-      <w:r>
-        <w:rPr>
-          <w:lang w:val="pt-BR"/>
-        </w:rPr>
-        <w:t xml:space="preserve">o </w:t>
-      </w:r>
-      <w:r>
-        <w:rPr>
-          <w:lang w:val="pt-BR"/>
-        </w:rPr>
-        <w:t>é</w:t>
-      </w:r>
-      <w:r>
-        <w:rPr>
-          <w:lang w:val="pt-BR"/>
-        </w:rPr>
-        <w:t xml:space="preserve"> tecnico: a id</w:t>
-      </w:r>
-      <w:r>
-        <w:rPr>
-          <w:lang w:val="pt-BR"/>
-        </w:rPr>
-        <w:t>é</w:t>
-      </w:r>
-      <w:r>
-        <w:rPr>
-          <w:lang w:val="pt-BR"/>
-        </w:rPr>
-        <w:t xml:space="preserve">ia </w:t>
-      </w:r>
-      <w:r>
-        <w:rPr>
-          <w:lang w:val="pt-BR"/>
-        </w:rPr>
-        <w:t>é</w:t>
-      </w:r>
-      <w:r>
-        <w:rPr>
-          <w:lang w:val="pt-BR"/>
-        </w:rPr>
-        <w:t xml:space="preserve"> mostrar como navegar, registrar atendimentos e consultar informa</w:t>
-      </w:r>
-      <w:r>
-        <w:rPr>
-          <w:lang w:val="pt-BR"/>
-        </w:rPr>
-        <w:t>çõ</w:t>
-      </w:r>
-      <w:r>
-        <w:rPr>
-          <w:lang w:val="pt-BR"/>
-        </w:rPr>
-        <w:t>es importantes.</w:t>
-      </w:r>
-    </w:p>
-    <w:p>
-      <w:pPr>
-        <w:pStyle w:val="Subtitle"/>
-        <w:rPr>
-          <w:lang w:val="pt-BR"/>
-        </w:rPr>
-      </w:pPr>
-      <w:r>
-        <w:rPr>
-          <w:lang w:val="pt-BR"/>
-        </w:rPr>
-        <w:t>Premissas:</w:t>
-      </w:r>
-    </w:p>
-    <w:p>
-      <w:pPr>
-        <w:rPr>
-          <w:lang w:val="pt-BR"/>
-        </w:rPr>
-      </w:pPr>
-      <w:r>
-        <w:rPr>
-          <w:lang w:val="pt-BR"/>
-        </w:rPr>
-        <w:t xml:space="preserve">O sistema está preparado para checar se o cpf tem 11 digitos, nesta fase ainda não estamos </w:t>
-      </w:r>
-      <w:r>
-        <w:rPr>
-          <w:lang w:val="pt-BR"/>
-        </w:rPr>
-        <w:t>verificando</w:t>
-      </w:r>
-      <w:r>
-        <w:rPr>
-          <w:lang w:val="pt-BR"/>
-        </w:rPr>
-        <w:t xml:space="preserve"> se o CPF é valido</w:t>
-      </w:r>
-      <w:r>
-        <w:rPr>
-          <w:lang w:val="pt-BR"/>
-        </w:rPr>
-        <w:t xml:space="preserve">, </w:t>
-      </w:r>
-      <w:r>
-        <w:rPr>
-          <w:lang w:val="pt-BR"/>
-        </w:rPr>
-        <w:t xml:space="preserve">somente </w:t>
-      </w:r>
-      <w:r>
-        <w:rPr>
-          <w:lang w:val="pt-BR"/>
-        </w:rPr>
-        <w:t>na versão final os cpfs serão validados</w:t>
-      </w:r>
-      <w:r>
-        <w:rPr>
-          <w:lang w:val="pt-BR"/>
-        </w:rPr>
-        <w:t>.</w:t>
-      </w:r>
-    </w:p>
-    <w:p>
-      <w:pPr>
-        <w:rPr>
-          <w:lang w:val="pt-BR"/>
-        </w:rPr>
-      </w:pPr>
-      <w:r>
-        <w:rPr>
-          <w:lang w:val="pt-BR"/>
-        </w:rPr>
-        <w:t>Uma nova solicitação de apometria somente pode ocorrer depois de 28 dias do ultimo atendimento.</w:t>
-      </w:r>
-    </w:p>
-    <w:p>
-      <w:pPr>
-        <w:rPr>
-          <w:lang w:val="pt-BR"/>
-        </w:rPr>
-      </w:pPr>
-      <w:r>
-        <w:rPr>
-          <w:lang w:val="pt-BR"/>
-        </w:rPr>
-        <w:t>O assistido que recebeu uma apometria e passe, mas não retornou para o tratamento, terá que aguardar 90 dias para uma nova solicitação de apometria.</w:t>
-      </w:r>
-    </w:p>
-    <w:p>
-      <w:pPr>
-        <w:rPr>
-          <w:lang w:val="pt-BR"/>
-        </w:rPr>
-      </w:pPr>
-      <w:r>
-        <w:rPr>
-          <w:lang w:val="pt-BR"/>
-        </w:rPr>
-        <w:t xml:space="preserve">Os atendimentos dos Assistidos Exemplo 6, </w:t>
-      </w:r>
-      <w:r>
-        <w:rPr>
-          <w:lang w:val="pt-BR"/>
-        </w:rPr>
-        <w:t xml:space="preserve">Assistidos Exemplo </w:t>
-      </w:r>
-      <w:r>
-        <w:rPr>
-          <w:lang w:val="pt-BR"/>
-        </w:rPr>
-        <w:t>7</w:t>
-      </w:r>
-      <w:r>
-        <w:rPr>
-          <w:lang w:val="pt-BR"/>
-        </w:rPr>
-        <w:t>,</w:t>
-      </w:r>
-      <w:r>
-        <w:rPr>
-          <w:lang w:val="pt-BR"/>
-        </w:rPr>
-        <w:t xml:space="preserve"> </w:t>
-      </w:r>
-      <w:r>
-        <w:rPr>
-          <w:lang w:val="pt-BR"/>
-        </w:rPr>
-        <w:t xml:space="preserve">Assistidos Exemplo </w:t>
-      </w:r>
-      <w:r>
-        <w:rPr>
-          <w:lang w:val="pt-BR"/>
-        </w:rPr>
-        <w:t xml:space="preserve">8 e </w:t>
-      </w:r>
-      <w:r>
-        <w:rPr>
-          <w:lang w:val="pt-BR"/>
-        </w:rPr>
-        <w:t xml:space="preserve">Assistidos Exemplo </w:t>
-      </w:r>
-      <w:r>
-        <w:rPr>
-          <w:lang w:val="pt-BR"/>
-        </w:rPr>
-        <w:t>9 serão apagados para a demonstração de bloqueio de solicitação de atendimento apometrico</w:t>
-      </w:r>
-      <w:r>
-        <w:rPr>
-          <w:lang w:val="pt-BR"/>
-        </w:rPr>
-        <w:t>, para maiores detalhes consultar o capitulo base de demonstração no fim deste documento.</w:t>
+        <w:t>Este manual foi escrito para quem vai usar o sistema no dia a dia da Casinha Azul. O foco aqui nao e tecnico: a ideia e mostrar como navegar, registrar atendimentos e consultar informacoes importantes.</w:t>
       </w:r>
     </w:p>
     <w:p>
@@ -1759,19 +1491,6 @@
     </w:p>
     <w:p>
       <w:pPr>
-        <w:rPr>
-          <w:lang w:val="pt-BR"/>
-        </w:rPr>
-      </w:pPr>
-      <w:r>
-        <w:rPr>
-          <w:lang w:val="pt-BR"/>
-        </w:rPr>
-        <w:br w:type="page"/>
-      </w:r>
-    </w:p>
-    <w:p>
-      <w:pPr>
         <w:pStyle w:val="Heading1"/>
         <w:rPr>
           <w:lang w:val="pt-BR"/>
@@ -1782,7 +1501,6 @@
         <w:rPr>
           <w:lang w:val="pt-BR"/>
         </w:rPr>
-        <w:lastRenderedPageBreak/>
         <w:t>Vis</w:t>
       </w:r>
       <w:r>
@@ -1827,19 +1545,7 @@
         <w:rPr>
           <w:lang w:val="pt-BR"/>
         </w:rPr>
-        <w:t>In</w:t>
-      </w:r>
-      <w:r>
-        <w:rPr>
-          <w:lang w:val="pt-BR"/>
-        </w:rPr>
-        <w:t>í</w:t>
-      </w:r>
-      <w:r>
-        <w:rPr>
-          <w:lang w:val="pt-BR"/>
-        </w:rPr>
-        <w:t>cio</w:t>
+        <w:t>Inicio</w:t>
       </w:r>
     </w:p>
     <w:p>
@@ -1875,7 +1581,13 @@
         <w:rPr>
           <w:lang w:val="pt-BR"/>
         </w:rPr>
-        <w:t>Solicitação de Atendimento</w:t>
+        <w:t>Solicitação</w:t>
+      </w:r>
+      <w:r>
+        <w:rPr>
+          <w:lang w:val="pt-BR"/>
+        </w:rPr>
+        <w:t xml:space="preserve"> de Atendimento</w:t>
       </w:r>
     </w:p>
     <w:p>
@@ -2225,6 +1937,7 @@
           <w:bCs/>
           <w:lang w:val="pt-BR"/>
         </w:rPr>
+        <w:lastRenderedPageBreak/>
         <w:t>Não utilizar</w:t>
       </w:r>
       <w:r>
@@ -2406,7 +2119,6 @@
         <w:rPr>
           <w:lang w:val="pt-BR"/>
         </w:rPr>
-        <w:lastRenderedPageBreak/>
         <w:t>telefone</w:t>
       </w:r>
       <w:r>
@@ -2486,19 +2198,7 @@
         <w:rPr>
           <w:lang w:val="pt-BR"/>
         </w:rPr>
-        <w:t>se for um novo cadastro, o assistido fica dispon</w:t>
-      </w:r>
-      <w:r>
-        <w:rPr>
-          <w:lang w:val="pt-BR"/>
-        </w:rPr>
-        <w:t>í</w:t>
-      </w:r>
-      <w:r>
-        <w:rPr>
-          <w:lang w:val="pt-BR"/>
-        </w:rPr>
-        <w:t xml:space="preserve">vel para </w:t>
+        <w:t xml:space="preserve">se for um novo cadastro, o assistido fica disponivel para </w:t>
       </w:r>
       <w:r>
         <w:rPr>
@@ -2575,11 +2275,530 @@
       </w:r>
       <w:r>
         <w:rPr>
+          <w:lang w:val="pt-BR"/>
+        </w:rPr>
+        <w:t>s</w:t>
+      </w:r>
+      <w:r>
+        <w:rPr>
+          <w:lang w:val="pt-BR"/>
+        </w:rPr>
+        <w:t>olicitação</w:t>
+      </w:r>
+      <w:r>
+        <w:rPr>
+          <w:lang w:val="pt-BR"/>
+        </w:rPr>
+        <w:t xml:space="preserve"> de Atendimento &gt; Atendimento Apometrico` para registrar pedidos de apometria.</w:t>
+      </w:r>
+    </w:p>
+    <w:p>
+      <w:pPr>
+        <w:rPr>
+          <w:lang w:val="pt-BR"/>
+        </w:rPr>
+      </w:pPr>
+      <w:r>
+        <w:rPr>
+          <w:lang w:val="pt-BR"/>
+        </w:rPr>
+        <w:t>Fluxo:</w:t>
+      </w:r>
+    </w:p>
+    <w:p>
+      <w:pPr>
+        <w:pStyle w:val="ListParagraph"/>
+        <w:numPr>
+          <w:ilvl w:val="0"/>
+          <w:numId w:val="7"/>
+        </w:numPr>
+        <w:rPr>
+          <w:lang w:val="pt-BR"/>
+        </w:rPr>
+      </w:pPr>
+      <w:r>
+        <w:rPr>
+          <w:lang w:val="pt-BR"/>
+        </w:rPr>
+        <w:t>A</w:t>
+      </w:r>
+      <w:r>
+        <w:rPr>
+          <w:lang w:val="pt-BR"/>
+        </w:rPr>
+        <w:t xml:space="preserve"> data do atendimento</w:t>
+      </w:r>
+      <w:r>
+        <w:rPr>
+          <w:lang w:val="pt-BR"/>
+        </w:rPr>
+        <w:t xml:space="preserve"> já estará preenchida, mas pode ser alterada</w:t>
+      </w:r>
+      <w:r>
+        <w:rPr>
+          <w:lang w:val="pt-BR"/>
+        </w:rPr>
+        <w:t>.</w:t>
+      </w:r>
+    </w:p>
+    <w:p>
+      <w:pPr>
+        <w:pStyle w:val="ListParagraph"/>
+        <w:numPr>
+          <w:ilvl w:val="0"/>
+          <w:numId w:val="7"/>
+        </w:numPr>
+        <w:rPr>
+          <w:lang w:val="pt-BR"/>
+        </w:rPr>
+      </w:pPr>
+      <w:r>
+        <w:rPr>
+          <w:lang w:val="pt-BR"/>
+        </w:rPr>
+        <w:t>Digite o CPF do assistido</w:t>
+      </w:r>
+      <w:r>
+        <w:rPr>
+          <w:lang w:val="pt-BR"/>
+        </w:rPr>
+        <w:t>, depois de preencher, mudar de campo para que os dados do assistido e o histórico de atendimento seja carregado.</w:t>
+      </w:r>
+    </w:p>
+    <w:p>
+      <w:pPr>
+        <w:pStyle w:val="ListParagraph"/>
+        <w:numPr>
+          <w:ilvl w:val="0"/>
+          <w:numId w:val="7"/>
+        </w:numPr>
+        <w:rPr>
+          <w:lang w:val="pt-BR"/>
+        </w:rPr>
+      </w:pPr>
+      <w:r>
+        <w:rPr>
+          <w:lang w:val="pt-BR"/>
+        </w:rPr>
+        <w:t>Se o assistido j</w:t>
+      </w:r>
+      <w:r>
+        <w:rPr>
+          <w:lang w:val="pt-BR"/>
+        </w:rPr>
+        <w:t>á</w:t>
+      </w:r>
+      <w:r>
+        <w:rPr>
+          <w:lang w:val="pt-BR"/>
+        </w:rPr>
+        <w:t xml:space="preserve"> existir, os dados cadastrais podem ser preenchidos automaticamente</w:t>
+      </w:r>
+      <w:r>
+        <w:rPr>
+          <w:lang w:val="pt-BR"/>
+        </w:rPr>
+        <w:t>, caso contrário, preencha os dados pessoais</w:t>
+      </w:r>
+    </w:p>
+    <w:p>
+      <w:pPr>
+        <w:pStyle w:val="ListParagraph"/>
+        <w:numPr>
+          <w:ilvl w:val="0"/>
+          <w:numId w:val="7"/>
+        </w:numPr>
+        <w:rPr>
+          <w:lang w:val="pt-BR"/>
+        </w:rPr>
+      </w:pPr>
+      <w:r>
+        <w:rPr>
+          <w:lang w:val="pt-BR"/>
+        </w:rPr>
+        <w:t>Preencha a queixa principal.</w:t>
+      </w:r>
+    </w:p>
+    <w:p>
+      <w:pPr>
+        <w:pStyle w:val="ListParagraph"/>
+        <w:numPr>
+          <w:ilvl w:val="0"/>
+          <w:numId w:val="7"/>
+        </w:numPr>
+        <w:rPr>
+          <w:lang w:val="pt-BR"/>
+        </w:rPr>
+      </w:pPr>
+      <w:r>
+        <w:rPr>
+          <w:lang w:val="pt-BR"/>
+        </w:rPr>
+        <w:t>Clique em Registrar solicitação</w:t>
+      </w:r>
+    </w:p>
+    <w:p>
+      <w:pPr>
+        <w:pStyle w:val="ListParagraph"/>
+        <w:numPr>
+          <w:ilvl w:val="0"/>
+          <w:numId w:val="7"/>
+        </w:numPr>
+        <w:rPr>
+          <w:lang w:val="pt-BR"/>
+        </w:rPr>
+      </w:pPr>
+      <w:r>
+        <w:rPr>
+          <w:lang w:val="pt-BR"/>
+        </w:rPr>
+        <w:t>Será informada a posição na fila ou se entrou em espera.</w:t>
+      </w:r>
+    </w:p>
+    <w:p>
+      <w:pPr>
+        <w:rPr>
+          <w:lang w:val="pt-BR"/>
+        </w:rPr>
+      </w:pPr>
+      <w:r>
+        <w:rPr>
+          <w:lang w:val="pt-BR"/>
+        </w:rPr>
+        <w:t>O sistema faz valida</w:t>
+      </w:r>
+      <w:r>
+        <w:rPr>
+          <w:lang w:val="pt-BR"/>
+        </w:rPr>
+        <w:t>çõ</w:t>
+      </w:r>
+      <w:r>
+        <w:rPr>
+          <w:lang w:val="pt-BR"/>
+        </w:rPr>
+        <w:t>es importantes:</w:t>
+      </w:r>
+    </w:p>
+    <w:p>
+      <w:pPr>
+        <w:pStyle w:val="ListParagraph"/>
+        <w:numPr>
+          <w:ilvl w:val="0"/>
+          <w:numId w:val="6"/>
+        </w:numPr>
+        <w:rPr>
+          <w:lang w:val="pt-BR"/>
+        </w:rPr>
+      </w:pPr>
+      <w:r>
+        <w:rPr>
+          <w:lang w:val="pt-BR"/>
+        </w:rPr>
+        <w:t xml:space="preserve">impede </w:t>
+      </w:r>
+      <w:r>
+        <w:rPr>
+          <w:lang w:val="pt-BR"/>
+        </w:rPr>
+        <w:t>s</w:t>
+      </w:r>
+      <w:r>
+        <w:rPr>
+          <w:lang w:val="pt-BR"/>
+        </w:rPr>
+        <w:t>olicitação</w:t>
+      </w:r>
+      <w:r>
+        <w:rPr>
+          <w:lang w:val="pt-BR"/>
+        </w:rPr>
+        <w:t xml:space="preserve"> duplicada no mesmo dia</w:t>
+      </w:r>
+    </w:p>
+    <w:p>
+      <w:pPr>
+        <w:pStyle w:val="ListParagraph"/>
+        <w:numPr>
+          <w:ilvl w:val="0"/>
+          <w:numId w:val="6"/>
+        </w:numPr>
+        <w:rPr>
+          <w:lang w:val="pt-BR"/>
+        </w:rPr>
+      </w:pPr>
+      <w:r>
+        <w:rPr>
+          <w:lang w:val="pt-BR"/>
+        </w:rPr>
+        <w:t>controla o limite diario de vagas</w:t>
+      </w:r>
+    </w:p>
+    <w:p>
+      <w:pPr>
+        <w:pStyle w:val="ListParagraph"/>
+        <w:numPr>
+          <w:ilvl w:val="0"/>
+          <w:numId w:val="6"/>
+        </w:numPr>
+        <w:rPr>
+          <w:lang w:val="pt-BR"/>
+        </w:rPr>
+      </w:pPr>
+      <w:r>
+        <w:rPr>
+          <w:lang w:val="pt-BR"/>
+        </w:rPr>
+        <w:t xml:space="preserve">envia </w:t>
+      </w:r>
+      <w:r>
+        <w:rPr>
+          <w:lang w:val="pt-BR"/>
+        </w:rPr>
+        <w:t xml:space="preserve">os 2 primeiros </w:t>
+      </w:r>
+      <w:r>
+        <w:rPr>
+          <w:lang w:val="pt-BR"/>
+        </w:rPr>
+        <w:t>excedentes para lista de espera</w:t>
+      </w:r>
+    </w:p>
+    <w:p>
+      <w:pPr>
+        <w:pStyle w:val="ListParagraph"/>
+        <w:numPr>
+          <w:ilvl w:val="0"/>
+          <w:numId w:val="6"/>
+        </w:numPr>
+        <w:rPr>
+          <w:lang w:val="pt-BR"/>
+        </w:rPr>
+      </w:pPr>
+      <w:r>
+        <w:rPr>
+          <w:lang w:val="pt-BR"/>
+        </w:rPr>
+        <w:lastRenderedPageBreak/>
+        <w:t>bloqueia novas apometrias quando o intervalo minimo</w:t>
+      </w:r>
+      <w:r>
+        <w:rPr>
+          <w:lang w:val="pt-BR"/>
+        </w:rPr>
+        <w:t xml:space="preserve"> de 28 dias</w:t>
+      </w:r>
+      <w:r>
+        <w:rPr>
+          <w:lang w:val="pt-BR"/>
+        </w:rPr>
+        <w:t xml:space="preserve"> ainda n</w:t>
+      </w:r>
+      <w:r>
+        <w:rPr>
+          <w:lang w:val="pt-BR"/>
+        </w:rPr>
+        <w:t>ã</w:t>
+      </w:r>
+      <w:r>
+        <w:rPr>
+          <w:lang w:val="pt-BR"/>
+        </w:rPr>
+        <w:t>o foi cumprido</w:t>
+      </w:r>
+      <w:r>
+        <w:rPr>
+          <w:lang w:val="pt-BR"/>
+        </w:rPr>
+        <w:t>.</w:t>
+      </w:r>
+    </w:p>
+    <w:p>
+      <w:pPr>
+        <w:pStyle w:val="ListParagraph"/>
+        <w:numPr>
+          <w:ilvl w:val="0"/>
+          <w:numId w:val="6"/>
+        </w:numPr>
+        <w:rPr>
+          <w:lang w:val="pt-BR"/>
+        </w:rPr>
+      </w:pPr>
+      <w:r>
+        <w:rPr>
+          <w:lang w:val="pt-BR"/>
+        </w:rPr>
+        <w:t>Caso a pessoa recebeu uma apometria e um passe e não retornou para nenhum outro atendimento, o sistema exigirá 90 dias de prazo para uma nova apometria.</w:t>
+      </w:r>
+    </w:p>
+    <w:p>
+      <w:pPr>
+        <w:pStyle w:val="Heading1"/>
+        <w:rPr>
+          <w:lang w:val="pt-BR"/>
+        </w:rPr>
+      </w:pPr>
+      <w:bookmarkStart w:id="4" w:name="_Toc227433899"/>
+      <w:r>
+        <w:rPr>
+          <w:lang w:val="pt-BR"/>
+        </w:rPr>
+        <w:t>Recepção</w:t>
+      </w:r>
+      <w:r>
+        <w:rPr>
           <w:b/>
           <w:bCs/>
           <w:lang w:val="pt-BR"/>
         </w:rPr>
-        <w:t>S</w:t>
+        <w:t xml:space="preserve"> </w:t>
+      </w:r>
+      <w:r>
+        <w:rPr>
+          <w:lang w:val="pt-BR"/>
+        </w:rPr>
+        <w:t>para terapias complementares</w:t>
+      </w:r>
+      <w:bookmarkEnd w:id="4"/>
+    </w:p>
+    <w:p>
+      <w:pPr>
+        <w:rPr>
+          <w:lang w:val="pt-BR"/>
+        </w:rPr>
+      </w:pPr>
+      <w:r>
+        <w:rPr>
+          <w:lang w:val="pt-BR"/>
+        </w:rPr>
+        <w:t xml:space="preserve">Use </w:t>
+      </w:r>
+      <w:r>
+        <w:rPr>
+          <w:lang w:val="pt-BR"/>
+        </w:rPr>
+        <w:t>Solicitação</w:t>
+      </w:r>
+      <w:r>
+        <w:rPr>
+          <w:lang w:val="pt-BR"/>
+        </w:rPr>
+        <w:t xml:space="preserve"> de Atendimento &gt; Terapias Complementares para o check-in do dia nas demais terapias.</w:t>
+      </w:r>
+    </w:p>
+    <w:p>
+      <w:pPr>
+        <w:rPr>
+          <w:lang w:val="pt-BR"/>
+        </w:rPr>
+      </w:pPr>
+      <w:r>
+        <w:rPr>
+          <w:lang w:val="pt-BR"/>
+        </w:rPr>
+        <w:t>Fluxo:</w:t>
+      </w:r>
+    </w:p>
+    <w:p>
+      <w:pPr>
+        <w:pStyle w:val="ListParagraph"/>
+        <w:numPr>
+          <w:ilvl w:val="0"/>
+          <w:numId w:val="9"/>
+        </w:numPr>
+        <w:rPr>
+          <w:lang w:val="pt-BR"/>
+        </w:rPr>
+      </w:pPr>
+      <w:r>
+        <w:rPr>
+          <w:lang w:val="pt-BR"/>
+        </w:rPr>
+        <w:t>Digite o CPF do assistido</w:t>
+      </w:r>
+      <w:r>
+        <w:rPr>
+          <w:lang w:val="pt-BR"/>
+        </w:rPr>
+        <w:t xml:space="preserve">, os outros dados serão informados automaticamente, se não aparecer, favor </w:t>
+      </w:r>
+      <w:r>
+        <w:rPr>
+          <w:lang w:val="pt-BR"/>
+        </w:rPr>
+        <w:t xml:space="preserve">voltar ao </w:t>
+      </w:r>
+      <w:r>
+        <w:rPr>
+          <w:lang w:val="pt-BR"/>
+        </w:rPr>
+        <w:t>cadastra</w:t>
+      </w:r>
+      <w:r>
+        <w:rPr>
+          <w:lang w:val="pt-BR"/>
+        </w:rPr>
+        <w:t>dro</w:t>
+      </w:r>
+      <w:r>
+        <w:rPr>
+          <w:lang w:val="pt-BR"/>
+        </w:rPr>
+        <w:t xml:space="preserve"> </w:t>
+      </w:r>
+      <w:r>
+        <w:rPr>
+          <w:lang w:val="pt-BR"/>
+        </w:rPr>
+        <w:t>d</w:t>
+      </w:r>
+      <w:r>
+        <w:rPr>
+          <w:lang w:val="pt-BR"/>
+        </w:rPr>
+        <w:t>o assistido.</w:t>
+      </w:r>
+    </w:p>
+    <w:p>
+      <w:pPr>
+        <w:pStyle w:val="ListParagraph"/>
+        <w:numPr>
+          <w:ilvl w:val="0"/>
+          <w:numId w:val="9"/>
+        </w:numPr>
+        <w:rPr>
+          <w:lang w:val="pt-BR"/>
+        </w:rPr>
+      </w:pPr>
+      <w:r>
+        <w:rPr>
+          <w:lang w:val="pt-BR"/>
+        </w:rPr>
+        <w:t>Confirme o nome exibido na tela.</w:t>
+      </w:r>
+    </w:p>
+    <w:p>
+      <w:pPr>
+        <w:pStyle w:val="ListParagraph"/>
+        <w:numPr>
+          <w:ilvl w:val="0"/>
+          <w:numId w:val="9"/>
+        </w:numPr>
+        <w:rPr>
+          <w:lang w:val="pt-BR"/>
+        </w:rPr>
+      </w:pPr>
+      <w:r>
+        <w:rPr>
+          <w:lang w:val="pt-BR"/>
+        </w:rPr>
+        <w:t>Marque uma ou mais terapias</w:t>
+      </w:r>
+      <w:r>
+        <w:rPr>
+          <w:lang w:val="pt-BR"/>
+        </w:rPr>
+        <w:t xml:space="preserve">, </w:t>
       </w:r>
       <w:r>
         <w:rPr>
@@ -2587,158 +2806,98 @@
           <w:bCs/>
           <w:lang w:val="pt-BR"/>
         </w:rPr>
-        <w:t>olicitação de Atendimento &gt; Atendimento Apometrico</w:t>
-      </w:r>
-      <w:r>
-        <w:rPr>
-          <w:lang w:val="pt-BR"/>
-        </w:rPr>
-        <w:t xml:space="preserve"> para registrar pedidos de apometria.</w:t>
-      </w:r>
-    </w:p>
-    <w:p>
-      <w:pPr>
-        <w:rPr>
-          <w:lang w:val="pt-BR"/>
-        </w:rPr>
-      </w:pPr>
-      <w:r>
-        <w:rPr>
-          <w:lang w:val="pt-BR"/>
-        </w:rPr>
-        <w:t>Fluxo:</w:t>
-      </w:r>
-    </w:p>
-    <w:p>
-      <w:pPr>
-        <w:pStyle w:val="ListParagraph"/>
-        <w:numPr>
-          <w:ilvl w:val="0"/>
-          <w:numId w:val="7"/>
-        </w:numPr>
-        <w:rPr>
-          <w:lang w:val="pt-BR"/>
-        </w:rPr>
-      </w:pPr>
-      <w:r>
-        <w:rPr>
-          <w:lang w:val="pt-BR"/>
-        </w:rPr>
-        <w:t>A</w:t>
-      </w:r>
-      <w:r>
-        <w:rPr>
-          <w:lang w:val="pt-BR"/>
-        </w:rPr>
-        <w:t xml:space="preserve"> data do atendimento</w:t>
-      </w:r>
-      <w:r>
-        <w:rPr>
-          <w:lang w:val="pt-BR"/>
-        </w:rPr>
-        <w:t xml:space="preserve"> já estará preenchida, mas pode ser alterada</w:t>
-      </w:r>
-      <w:r>
-        <w:rPr>
-          <w:lang w:val="pt-BR"/>
-        </w:rPr>
-        <w:t>.</w:t>
-      </w:r>
-    </w:p>
-    <w:p>
-      <w:pPr>
-        <w:pStyle w:val="ListParagraph"/>
-        <w:numPr>
-          <w:ilvl w:val="0"/>
-          <w:numId w:val="7"/>
-        </w:numPr>
-        <w:rPr>
-          <w:lang w:val="pt-BR"/>
-        </w:rPr>
-      </w:pPr>
-      <w:r>
-        <w:rPr>
-          <w:lang w:val="pt-BR"/>
-        </w:rPr>
-        <w:t>Digite o CPF do assistido</w:t>
-      </w:r>
-      <w:r>
-        <w:rPr>
-          <w:lang w:val="pt-BR"/>
-        </w:rPr>
-        <w:t>, depois de preencher, mudar de campo para que os dados do assistido e o histórico de atendimento seja carregado.</w:t>
-      </w:r>
-    </w:p>
-    <w:p>
-      <w:pPr>
-        <w:pStyle w:val="ListParagraph"/>
-        <w:numPr>
-          <w:ilvl w:val="0"/>
-          <w:numId w:val="7"/>
-        </w:numPr>
-        <w:rPr>
-          <w:lang w:val="pt-BR"/>
-        </w:rPr>
-      </w:pPr>
-      <w:r>
-        <w:rPr>
-          <w:lang w:val="pt-BR"/>
-        </w:rPr>
-        <w:t>Se o assistido j</w:t>
-      </w:r>
-      <w:r>
-        <w:rPr>
-          <w:lang w:val="pt-BR"/>
-        </w:rPr>
-        <w:t>á</w:t>
-      </w:r>
-      <w:r>
-        <w:rPr>
-          <w:lang w:val="pt-BR"/>
-        </w:rPr>
-        <w:t xml:space="preserve"> existir, os dados cadastrais podem ser preenchidos automaticamente</w:t>
-      </w:r>
-      <w:r>
-        <w:rPr>
-          <w:lang w:val="pt-BR"/>
-        </w:rPr>
-        <w:t>, caso contrário, preencha os dados pessoais</w:t>
-      </w:r>
-    </w:p>
-    <w:p>
-      <w:pPr>
-        <w:pStyle w:val="ListParagraph"/>
-        <w:numPr>
-          <w:ilvl w:val="0"/>
-          <w:numId w:val="7"/>
-        </w:numPr>
-        <w:rPr>
-          <w:lang w:val="pt-BR"/>
-        </w:rPr>
-      </w:pPr>
-      <w:r>
-        <w:rPr>
-          <w:lang w:val="pt-BR"/>
-        </w:rPr>
-        <w:t>Preencha a queixa principal.</w:t>
-      </w:r>
-    </w:p>
-    <w:p>
-      <w:pPr>
-        <w:pStyle w:val="ListParagraph"/>
-        <w:numPr>
-          <w:ilvl w:val="0"/>
-          <w:numId w:val="7"/>
-        </w:numPr>
-        <w:rPr>
-          <w:lang w:val="pt-BR"/>
-        </w:rPr>
-      </w:pPr>
-      <w:r>
-        <w:rPr>
-          <w:lang w:val="pt-BR"/>
-        </w:rPr>
-        <w:t xml:space="preserve">Clique em </w:t>
+        <w:t>marque o passe somente</w:t>
+      </w:r>
+      <w:r>
+        <w:rPr>
+          <w:lang w:val="pt-BR"/>
+        </w:rPr>
+        <w:t xml:space="preserve"> se o assistido for receber apenas passe. Caso ele </w:t>
+      </w:r>
+      <w:r>
+        <w:rPr>
+          <w:lang w:val="pt-BR"/>
+        </w:rPr>
+        <w:t xml:space="preserve">necessite de </w:t>
+      </w:r>
+      <w:r>
+        <w:rPr>
+          <w:lang w:val="pt-BR"/>
+        </w:rPr>
+        <w:t>outra terapia, a solicitação do passe será gerada depois do primeiro atendimento.</w:t>
+      </w:r>
+    </w:p>
+    <w:p>
+      <w:pPr>
+        <w:pStyle w:val="ListParagraph"/>
+        <w:numPr>
+          <w:ilvl w:val="0"/>
+          <w:numId w:val="9"/>
+        </w:numPr>
+        <w:rPr>
+          <w:lang w:val="pt-BR"/>
+        </w:rPr>
+      </w:pPr>
+      <w:r>
+        <w:rPr>
+          <w:lang w:val="pt-BR"/>
+        </w:rPr>
+        <w:t>Registre a queixa ou motivo da visita.</w:t>
+      </w:r>
+    </w:p>
+    <w:p>
+      <w:pPr>
+        <w:pStyle w:val="ListParagraph"/>
+        <w:numPr>
+          <w:ilvl w:val="0"/>
+          <w:numId w:val="9"/>
+        </w:numPr>
+        <w:rPr>
+          <w:lang w:val="pt-BR"/>
+        </w:rPr>
+      </w:pPr>
+      <w:r>
+        <w:rPr>
+          <w:lang w:val="pt-BR"/>
+        </w:rPr>
+        <w:t>Clique em Confirmar e Enviar para Fila.</w:t>
+      </w:r>
+    </w:p>
+    <w:p>
+      <w:pPr>
+        <w:rPr>
+          <w:lang w:val="pt-BR"/>
+        </w:rPr>
+      </w:pPr>
+      <w:r>
+        <w:rPr>
+          <w:lang w:val="pt-BR"/>
+        </w:rPr>
+        <w:t>Importante:</w:t>
+      </w:r>
+    </w:p>
+    <w:p>
+      <w:pPr>
+        <w:pStyle w:val="ListParagraph"/>
+        <w:numPr>
+          <w:ilvl w:val="0"/>
+          <w:numId w:val="10"/>
+        </w:numPr>
+        <w:rPr>
+          <w:lang w:val="pt-BR"/>
+        </w:rPr>
+      </w:pPr>
+      <w:r>
+        <w:rPr>
+          <w:lang w:val="pt-BR"/>
+        </w:rPr>
+        <w:t xml:space="preserve">a tela de </w:t>
+      </w:r>
+      <w:r>
+        <w:rPr>
+          <w:lang w:val="pt-BR"/>
+        </w:rPr>
+        <w:t>recepção</w:t>
       </w:r>
       <w:r>
         <w:rPr>
@@ -2746,84 +2905,1549 @@
           <w:bCs/>
           <w:lang w:val="pt-BR"/>
         </w:rPr>
-        <w:t xml:space="preserve">Registrar </w:t>
-      </w:r>
-      <w:r>
-        <w:rPr>
-          <w:b/>
-          <w:bCs/>
-          <w:lang w:val="pt-BR"/>
-        </w:rPr>
-        <w:t>S</w:t>
-      </w:r>
-      <w:r>
-        <w:rPr>
-          <w:b/>
-          <w:bCs/>
+        <w:t xml:space="preserve"> </w:t>
+      </w:r>
+      <w:r>
+        <w:rPr>
+          <w:lang w:val="pt-BR"/>
+        </w:rPr>
+        <w:t>n</w:t>
+      </w:r>
+      <w:r>
+        <w:rPr>
+          <w:lang w:val="pt-BR"/>
+        </w:rPr>
+        <w:t>ã</w:t>
+      </w:r>
+      <w:r>
+        <w:rPr>
+          <w:lang w:val="pt-BR"/>
+        </w:rPr>
+        <w:t>o mostra apometria</w:t>
+      </w:r>
+      <w:r>
+        <w:rPr>
+          <w:lang w:val="pt-BR"/>
+        </w:rPr>
+        <w:t>, pois o atendimento de apometria tem um formulario separado</w:t>
+      </w:r>
+    </w:p>
+    <w:p>
+      <w:pPr>
+        <w:pStyle w:val="ListParagraph"/>
+        <w:numPr>
+          <w:ilvl w:val="0"/>
+          <w:numId w:val="10"/>
+        </w:numPr>
+        <w:rPr>
+          <w:lang w:val="pt-BR"/>
+        </w:rPr>
+      </w:pPr>
+      <w:r>
+        <w:rPr>
+          <w:lang w:val="pt-BR"/>
+        </w:rPr>
+        <w:t>o assistido precisa j</w:t>
+      </w:r>
+      <w:r>
+        <w:rPr>
+          <w:lang w:val="pt-BR"/>
+        </w:rPr>
+        <w:t>á</w:t>
+      </w:r>
+      <w:r>
+        <w:rPr>
+          <w:lang w:val="pt-BR"/>
+        </w:rPr>
+        <w:t xml:space="preserve"> estar cadastrado para ser localizado pelo CPF</w:t>
+      </w:r>
+      <w:r>
+        <w:rPr>
+          <w:lang w:val="pt-BR"/>
+        </w:rPr>
+        <w:t>, caso contrário cadastre o usuário</w:t>
+      </w:r>
+      <w:r>
+        <w:rPr>
+          <w:lang w:val="pt-BR"/>
+        </w:rPr>
+        <w:t xml:space="preserve"> antes de solicitar as terapias complementares</w:t>
+      </w:r>
+      <w:r>
+        <w:rPr>
+          <w:lang w:val="pt-BR"/>
+        </w:rPr>
+        <w:t>.</w:t>
+      </w:r>
+    </w:p>
+    <w:p>
+      <w:pPr>
+        <w:pStyle w:val="ListParagraph"/>
+        <w:numPr>
+          <w:ilvl w:val="0"/>
+          <w:numId w:val="10"/>
+        </w:numPr>
+        <w:rPr>
+          <w:lang w:val="pt-BR"/>
+        </w:rPr>
+      </w:pPr>
+      <w:r>
+        <w:rPr>
+          <w:lang w:val="pt-BR"/>
+        </w:rPr>
+        <w:t>cada terapia selecionada gera uma entrada na fila</w:t>
+      </w:r>
+    </w:p>
+    <w:p>
+      <w:pPr>
+        <w:pStyle w:val="Heading1"/>
+        <w:rPr>
+          <w:lang w:val="pt-BR"/>
+        </w:rPr>
+      </w:pPr>
+      <w:bookmarkStart w:id="5" w:name="_Toc227433900"/>
+      <w:r>
+        <w:rPr>
+          <w:lang w:val="pt-BR"/>
+        </w:rPr>
+        <w:t>Fila de atendimento</w:t>
+      </w:r>
+      <w:bookmarkEnd w:id="5"/>
+    </w:p>
+    <w:p>
+      <w:pPr>
+        <w:rPr>
+          <w:lang w:val="pt-BR"/>
+        </w:rPr>
+      </w:pPr>
+      <w:r>
+        <w:rPr>
+          <w:lang w:val="pt-BR"/>
+        </w:rPr>
+        <w:t xml:space="preserve">Use Fila de Atendimento para acompanhar quem chegou e </w:t>
+      </w:r>
+      <w:r>
+        <w:rPr>
+          <w:lang w:val="pt-BR"/>
+        </w:rPr>
+        <w:t>a posição na fila de</w:t>
+      </w:r>
+      <w:r>
+        <w:rPr>
+          <w:lang w:val="pt-BR"/>
+        </w:rPr>
+        <w:t xml:space="preserve"> cada </w:t>
+      </w:r>
+      <w:r>
+        <w:rPr>
+          <w:lang w:val="pt-BR"/>
+        </w:rPr>
+        <w:t>s</w:t>
+      </w:r>
+      <w:r>
+        <w:rPr>
+          <w:lang w:val="pt-BR"/>
+        </w:rPr>
+        <w:t>olicitaçã</w:t>
+      </w:r>
+      <w:r>
+        <w:rPr>
+          <w:lang w:val="pt-BR"/>
+        </w:rPr>
+        <w:t>o</w:t>
+      </w:r>
+      <w:r>
+        <w:rPr>
+          <w:lang w:val="pt-BR"/>
+        </w:rPr>
+        <w:t>.</w:t>
+      </w:r>
+    </w:p>
+    <w:p>
+      <w:pPr>
+        <w:rPr>
+          <w:lang w:val="pt-BR"/>
+        </w:rPr>
+      </w:pPr>
+      <w:r>
+        <w:rPr>
+          <w:lang w:val="pt-BR"/>
+        </w:rPr>
+        <w:t>Na tabela voce v</w:t>
+      </w:r>
+      <w:r>
+        <w:rPr>
+          <w:lang w:val="pt-BR"/>
+        </w:rPr>
+        <w:t>ê</w:t>
+      </w:r>
+      <w:r>
+        <w:rPr>
+          <w:lang w:val="pt-BR"/>
+        </w:rPr>
+        <w:t>:</w:t>
+      </w:r>
+    </w:p>
+    <w:p>
+      <w:pPr>
+        <w:pStyle w:val="ListParagraph"/>
+        <w:numPr>
+          <w:ilvl w:val="0"/>
+          <w:numId w:val="11"/>
+        </w:numPr>
+        <w:rPr>
+          <w:lang w:val="pt-BR"/>
+        </w:rPr>
+      </w:pPr>
+      <w:r>
+        <w:rPr>
+          <w:lang w:val="pt-BR"/>
+        </w:rPr>
+        <w:t>nome</w:t>
+      </w:r>
+    </w:p>
+    <w:p>
+      <w:pPr>
+        <w:pStyle w:val="ListParagraph"/>
+        <w:numPr>
+          <w:ilvl w:val="0"/>
+          <w:numId w:val="11"/>
+        </w:numPr>
+        <w:rPr>
+          <w:lang w:val="pt-BR"/>
+        </w:rPr>
+      </w:pPr>
+      <w:r>
+        <w:rPr>
+          <w:lang w:val="pt-BR"/>
+        </w:rPr>
+        <w:t>etapa informada no cadastro</w:t>
+      </w:r>
+    </w:p>
+    <w:p>
+      <w:pPr>
+        <w:pStyle w:val="ListParagraph"/>
+        <w:numPr>
+          <w:ilvl w:val="0"/>
+          <w:numId w:val="11"/>
+        </w:numPr>
+        <w:rPr>
+          <w:lang w:val="pt-BR"/>
+        </w:rPr>
+      </w:pPr>
+      <w:r>
+        <w:rPr>
+          <w:lang w:val="pt-BR"/>
+        </w:rPr>
+        <w:t>terapia</w:t>
+      </w:r>
+    </w:p>
+    <w:p>
+      <w:pPr>
+        <w:pStyle w:val="ListParagraph"/>
+        <w:numPr>
+          <w:ilvl w:val="0"/>
+          <w:numId w:val="11"/>
+        </w:numPr>
+        <w:rPr>
+          <w:lang w:val="pt-BR"/>
+        </w:rPr>
+      </w:pPr>
+      <w:r>
+        <w:rPr>
+          <w:lang w:val="pt-BR"/>
+        </w:rPr>
+        <w:t>status</w:t>
+      </w:r>
+    </w:p>
+    <w:p>
+      <w:pPr>
+        <w:pStyle w:val="ListParagraph"/>
+        <w:numPr>
+          <w:ilvl w:val="0"/>
+          <w:numId w:val="11"/>
+        </w:numPr>
+        <w:rPr>
+          <w:lang w:val="pt-BR"/>
+        </w:rPr>
+      </w:pPr>
+      <w:r>
+        <w:rPr>
+          <w:lang w:val="pt-BR"/>
+        </w:rPr>
+        <w:t>horario</w:t>
+      </w:r>
+    </w:p>
+    <w:p>
+      <w:pPr>
+        <w:rPr>
+          <w:lang w:val="pt-BR"/>
+        </w:rPr>
+      </w:pPr>
+      <w:r>
+        <w:rPr>
+          <w:lang w:val="pt-BR"/>
+        </w:rPr>
+        <w:lastRenderedPageBreak/>
+        <w:t>Status mais comuns:</w:t>
+      </w:r>
+    </w:p>
+    <w:p>
+      <w:pPr>
+        <w:pStyle w:val="ListParagraph"/>
+        <w:numPr>
+          <w:ilvl w:val="0"/>
+          <w:numId w:val="12"/>
+        </w:numPr>
+        <w:rPr>
+          <w:lang w:val="pt-BR"/>
+        </w:rPr>
+      </w:pPr>
+      <w:r>
+        <w:rPr>
+          <w:lang w:val="pt-BR"/>
+        </w:rPr>
+        <w:t>Confirmado</w:t>
+      </w:r>
+    </w:p>
+    <w:p>
+      <w:pPr>
+        <w:pStyle w:val="ListParagraph"/>
+        <w:numPr>
+          <w:ilvl w:val="0"/>
+          <w:numId w:val="12"/>
+        </w:numPr>
+        <w:rPr>
+          <w:lang w:val="pt-BR"/>
+        </w:rPr>
+      </w:pPr>
+      <w:r>
+        <w:rPr>
+          <w:lang w:val="pt-BR"/>
+        </w:rPr>
+        <w:t>Espera</w:t>
+      </w:r>
+    </w:p>
+    <w:p>
+      <w:pPr>
+        <w:pStyle w:val="ListParagraph"/>
+        <w:numPr>
+          <w:ilvl w:val="0"/>
+          <w:numId w:val="12"/>
+        </w:numPr>
+        <w:rPr>
+          <w:lang w:val="pt-BR"/>
+        </w:rPr>
+      </w:pPr>
+      <w:r>
+        <w:rPr>
+          <w:lang w:val="pt-BR"/>
+        </w:rPr>
+        <w:t>Aguardando</w:t>
+      </w:r>
+    </w:p>
+    <w:p>
+      <w:pPr>
+        <w:pStyle w:val="ListParagraph"/>
+        <w:numPr>
+          <w:ilvl w:val="0"/>
+          <w:numId w:val="12"/>
+        </w:numPr>
+        <w:rPr>
+          <w:lang w:val="pt-BR"/>
+        </w:rPr>
+      </w:pPr>
+      <w:r>
+        <w:rPr>
+          <w:lang w:val="pt-BR"/>
+        </w:rPr>
+        <w:t>Em Atendimento</w:t>
+      </w:r>
+    </w:p>
+    <w:p>
+      <w:pPr>
+        <w:pStyle w:val="ListParagraph"/>
+        <w:numPr>
+          <w:ilvl w:val="0"/>
+          <w:numId w:val="12"/>
+        </w:numPr>
+        <w:rPr>
+          <w:lang w:val="pt-BR"/>
+        </w:rPr>
+      </w:pPr>
+      <w:r>
+        <w:rPr>
+          <w:lang w:val="pt-BR"/>
+        </w:rPr>
+        <w:t>Atendido</w:t>
+      </w:r>
+    </w:p>
+    <w:p>
+      <w:pPr>
+        <w:pStyle w:val="ListParagraph"/>
+        <w:numPr>
+          <w:ilvl w:val="0"/>
+          <w:numId w:val="12"/>
+        </w:numPr>
+        <w:rPr>
+          <w:lang w:val="pt-BR"/>
+        </w:rPr>
+      </w:pPr>
+      <w:r>
+        <w:rPr>
+          <w:lang w:val="pt-BR"/>
+        </w:rPr>
+        <w:t>Cancelado</w:t>
+      </w:r>
+    </w:p>
+    <w:p>
+      <w:pPr>
+        <w:rPr>
+          <w:lang w:val="pt-BR"/>
+        </w:rPr>
+      </w:pPr>
+      <w:r>
+        <w:rPr>
+          <w:lang w:val="pt-BR"/>
+        </w:rPr>
+        <w:t>A</w:t>
+      </w:r>
+      <w:r>
+        <w:rPr>
+          <w:lang w:val="pt-BR"/>
+        </w:rPr>
+        <w:t>çõ</w:t>
+      </w:r>
+      <w:r>
+        <w:rPr>
+          <w:lang w:val="pt-BR"/>
+        </w:rPr>
+        <w:t>es disponiveis:</w:t>
+      </w:r>
+    </w:p>
+    <w:p>
+      <w:pPr>
+        <w:pStyle w:val="ListParagraph"/>
+        <w:numPr>
+          <w:ilvl w:val="0"/>
+          <w:numId w:val="13"/>
+        </w:numPr>
+        <w:rPr>
+          <w:lang w:val="pt-BR"/>
+        </w:rPr>
+      </w:pPr>
+      <w:r>
+        <w:rPr>
+          <w:lang w:val="pt-BR"/>
+        </w:rPr>
+        <w:t>Atender: muda o status para Em Atendimento</w:t>
+      </w:r>
+    </w:p>
+    <w:p>
+      <w:pPr>
+        <w:pStyle w:val="ListParagraph"/>
+        <w:numPr>
+          <w:ilvl w:val="0"/>
+          <w:numId w:val="13"/>
+        </w:numPr>
+        <w:rPr>
+          <w:lang w:val="pt-BR"/>
+        </w:rPr>
+      </w:pPr>
+      <w:r>
+        <w:rPr>
+          <w:lang w:val="pt-BR"/>
+        </w:rPr>
+        <w:t xml:space="preserve">Cancelar: aparece </w:t>
+      </w:r>
+      <w:r>
+        <w:rPr>
+          <w:lang w:val="pt-BR"/>
+        </w:rPr>
+        <w:t xml:space="preserve">somente </w:t>
+      </w:r>
+      <w:r>
+        <w:rPr>
+          <w:lang w:val="pt-BR"/>
+        </w:rPr>
+        <w:t>para itens em espera</w:t>
+      </w:r>
+    </w:p>
+    <w:p>
+      <w:pPr>
+        <w:pStyle w:val="Heading1"/>
+        <w:rPr>
+          <w:lang w:val="pt-BR"/>
+        </w:rPr>
+      </w:pPr>
+      <w:bookmarkStart w:id="6" w:name="_Toc227433901"/>
+      <w:r>
+        <w:rPr>
+          <w:lang w:val="pt-BR"/>
+        </w:rPr>
+        <w:t>Registro do atendimento</w:t>
+      </w:r>
+      <w:bookmarkEnd w:id="6"/>
+    </w:p>
+    <w:p>
+      <w:pPr>
+        <w:rPr>
+          <w:lang w:val="pt-BR"/>
+        </w:rPr>
+      </w:pPr>
+      <w:r>
+        <w:rPr>
+          <w:lang w:val="pt-BR"/>
+        </w:rPr>
+        <w:t>Depois de chamar a pessoa na fila, abra a area Atendimento e escolha a terapia correta.</w:t>
+      </w:r>
+    </w:p>
+    <w:p>
+      <w:pPr>
+        <w:rPr>
+          <w:lang w:val="pt-BR"/>
+        </w:rPr>
+      </w:pPr>
+      <w:r>
+        <w:rPr>
+          <w:lang w:val="pt-BR"/>
+        </w:rPr>
+        <w:t>Fluxo padr</w:t>
+      </w:r>
+      <w:r>
+        <w:rPr>
+          <w:lang w:val="pt-BR"/>
+        </w:rPr>
+        <w:t>ã</w:t>
+      </w:r>
+      <w:r>
+        <w:rPr>
+          <w:lang w:val="pt-BR"/>
+        </w:rPr>
+        <w:t>o:</w:t>
+      </w:r>
+    </w:p>
+    <w:p>
+      <w:pPr>
+        <w:pStyle w:val="ListParagraph"/>
+        <w:numPr>
+          <w:ilvl w:val="0"/>
+          <w:numId w:val="15"/>
+        </w:numPr>
+        <w:rPr>
+          <w:lang w:val="pt-BR"/>
+        </w:rPr>
+      </w:pPr>
+      <w:r>
+        <w:rPr>
+          <w:lang w:val="pt-BR"/>
+        </w:rPr>
+        <w:t>Abra a tela da terapia.</w:t>
+      </w:r>
+    </w:p>
+    <w:p>
+      <w:pPr>
+        <w:pStyle w:val="ListParagraph"/>
+        <w:numPr>
+          <w:ilvl w:val="0"/>
+          <w:numId w:val="15"/>
+        </w:numPr>
+        <w:rPr>
+          <w:lang w:val="pt-BR"/>
+        </w:rPr>
+      </w:pPr>
+      <w:r>
+        <w:rPr>
+          <w:lang w:val="pt-BR"/>
+        </w:rPr>
+        <w:t>Digite o CPF do assistido</w:t>
+      </w:r>
+      <w:r>
+        <w:rPr>
+          <w:lang w:val="pt-BR"/>
+        </w:rPr>
+        <w:t>, aguarde as informações serem carregadas</w:t>
+      </w:r>
+    </w:p>
+    <w:p>
+      <w:pPr>
+        <w:pStyle w:val="ListParagraph"/>
+        <w:numPr>
+          <w:ilvl w:val="0"/>
+          <w:numId w:val="15"/>
+        </w:numPr>
+        <w:rPr>
+          <w:lang w:val="pt-BR"/>
+        </w:rPr>
+      </w:pPr>
+      <w:r>
+        <w:rPr>
+          <w:lang w:val="pt-BR"/>
+        </w:rPr>
+        <w:t xml:space="preserve">Confira se o nome foi preenchido </w:t>
+      </w:r>
+      <w:r>
+        <w:rPr>
+          <w:lang w:val="pt-BR"/>
+        </w:rPr>
+        <w:t>corretamente</w:t>
+      </w:r>
+      <w:r>
+        <w:rPr>
+          <w:lang w:val="pt-BR"/>
+        </w:rPr>
+        <w:t>.</w:t>
+      </w:r>
+    </w:p>
+    <w:p>
+      <w:pPr>
+        <w:pStyle w:val="ListParagraph"/>
+        <w:numPr>
+          <w:ilvl w:val="0"/>
+          <w:numId w:val="15"/>
+        </w:numPr>
+        <w:rPr>
+          <w:lang w:val="pt-BR"/>
+        </w:rPr>
+      </w:pPr>
+      <w:r>
+        <w:rPr>
+          <w:lang w:val="pt-BR"/>
+        </w:rPr>
+        <w:t>Informe o nome do terapeuta respons</w:t>
+      </w:r>
+      <w:r>
+        <w:rPr>
+          <w:lang w:val="pt-BR"/>
+        </w:rPr>
+        <w:t>á</w:t>
+      </w:r>
+      <w:r>
+        <w:rPr>
+          <w:lang w:val="pt-BR"/>
+        </w:rPr>
+        <w:t>vel.</w:t>
+      </w:r>
+    </w:p>
+    <w:p>
+      <w:pPr>
+        <w:pStyle w:val="ListParagraph"/>
+        <w:numPr>
+          <w:ilvl w:val="0"/>
+          <w:numId w:val="15"/>
+        </w:numPr>
+        <w:rPr>
+          <w:lang w:val="pt-BR"/>
+        </w:rPr>
+      </w:pPr>
+      <w:r>
+        <w:rPr>
+          <w:lang w:val="pt-BR"/>
+        </w:rPr>
+        <w:t>Caso o campo</w:t>
+      </w:r>
+      <w:r>
+        <w:rPr>
+          <w:lang w:val="pt-BR"/>
+        </w:rPr>
+        <w:t xml:space="preserve"> observa</w:t>
+      </w:r>
+      <w:r>
+        <w:rPr>
+          <w:lang w:val="pt-BR"/>
+        </w:rPr>
+        <w:t>çõ</w:t>
+      </w:r>
+      <w:r>
+        <w:rPr>
+          <w:lang w:val="pt-BR"/>
+        </w:rPr>
+        <w:t>es</w:t>
+      </w:r>
+      <w:r>
+        <w:rPr>
+          <w:lang w:val="pt-BR"/>
+        </w:rPr>
+        <w:t xml:space="preserve"> estiver disponível, informe os tratamentos recomendados</w:t>
+      </w:r>
+      <w:r>
+        <w:rPr>
+          <w:lang w:val="pt-BR"/>
+        </w:rPr>
+        <w:t>.</w:t>
+      </w:r>
+    </w:p>
+    <w:p>
+      <w:pPr>
+        <w:pStyle w:val="ListParagraph"/>
+        <w:numPr>
+          <w:ilvl w:val="0"/>
+          <w:numId w:val="15"/>
+        </w:numPr>
+        <w:rPr>
+          <w:lang w:val="pt-BR"/>
+        </w:rPr>
+      </w:pPr>
+      <w:r>
+        <w:rPr>
+          <w:lang w:val="pt-BR"/>
+        </w:rPr>
+        <w:t>Finalize o atendimento.</w:t>
+      </w:r>
+    </w:p>
+    <w:p>
+      <w:pPr>
+        <w:rPr>
+          <w:lang w:val="pt-BR"/>
+        </w:rPr>
+      </w:pPr>
+      <w:r>
+        <w:rPr>
+          <w:lang w:val="pt-BR"/>
+        </w:rPr>
+        <w:t>O sistema pode:</w:t>
+      </w:r>
+    </w:p>
+    <w:p>
+      <w:pPr>
+        <w:pStyle w:val="ListParagraph"/>
+        <w:numPr>
+          <w:ilvl w:val="0"/>
+          <w:numId w:val="16"/>
+        </w:numPr>
+        <w:rPr>
+          <w:lang w:val="pt-BR"/>
+        </w:rPr>
+      </w:pPr>
+      <w:r>
+        <w:rPr>
+          <w:lang w:val="pt-BR"/>
+        </w:rPr>
+        <w:t>carregar o historico do mesmo tipo de terapia</w:t>
+      </w:r>
+      <w:r>
+        <w:rPr>
+          <w:lang w:val="pt-BR"/>
+        </w:rPr>
+        <w:t xml:space="preserve"> para facilitar o evolução do tratamento</w:t>
+      </w:r>
+    </w:p>
+    <w:p>
+      <w:pPr>
+        <w:pStyle w:val="ListParagraph"/>
+        <w:numPr>
+          <w:ilvl w:val="0"/>
+          <w:numId w:val="16"/>
+        </w:numPr>
+        <w:rPr>
+          <w:lang w:val="pt-BR"/>
+        </w:rPr>
+      </w:pPr>
+      <w:r>
+        <w:rPr>
+          <w:lang w:val="pt-BR"/>
+        </w:rPr>
+        <w:t>trazer a queixa atual para ajudar no preenchimento</w:t>
+      </w:r>
+      <w:r>
+        <w:rPr>
+          <w:lang w:val="pt-BR"/>
+        </w:rPr>
+        <w:t xml:space="preserve"> (apenas para apometria, mãos sem fronteiras e homeopatia)</w:t>
+      </w:r>
+    </w:p>
+    <w:p>
+      <w:pPr>
+        <w:pStyle w:val="ListParagraph"/>
+        <w:numPr>
+          <w:ilvl w:val="0"/>
+          <w:numId w:val="16"/>
+        </w:numPr>
+        <w:rPr>
+          <w:lang w:val="pt-BR"/>
+        </w:rPr>
+      </w:pPr>
+      <w:r>
+        <w:rPr>
+          <w:lang w:val="pt-BR"/>
+        </w:rPr>
+        <w:t xml:space="preserve">marcar a </w:t>
+      </w:r>
+      <w:r>
+        <w:rPr>
+          <w:lang w:val="pt-BR"/>
+        </w:rPr>
+        <w:t>s</w:t>
+      </w:r>
+      <w:r>
+        <w:rPr>
           <w:lang w:val="pt-BR"/>
         </w:rPr>
         <w:t>olicitação</w:t>
       </w:r>
-    </w:p>
-    <w:p>
-      <w:pPr>
-        <w:pStyle w:val="ListParagraph"/>
-        <w:numPr>
-          <w:ilvl w:val="0"/>
-          <w:numId w:val="7"/>
-        </w:numPr>
-        <w:rPr>
-          <w:lang w:val="pt-BR"/>
-        </w:rPr>
-      </w:pPr>
-      <w:r>
-        <w:rPr>
-          <w:lang w:val="pt-BR"/>
-        </w:rPr>
-        <w:t>Será informada a posição na fila ou se entrou em espera.</w:t>
-      </w:r>
-    </w:p>
-    <w:p>
-      <w:pPr>
-        <w:rPr>
-          <w:lang w:val="pt-BR"/>
-        </w:rPr>
-      </w:pPr>
-      <w:r>
-        <w:rPr>
-          <w:lang w:val="pt-BR"/>
-        </w:rPr>
-        <w:t>O sistema faz valida</w:t>
-      </w:r>
-      <w:r>
-        <w:rPr>
-          <w:lang w:val="pt-BR"/>
-        </w:rPr>
-        <w:t>çõ</w:t>
-      </w:r>
-      <w:r>
-        <w:rPr>
-          <w:lang w:val="pt-BR"/>
-        </w:rPr>
-        <w:t>es importantes:</w:t>
-      </w:r>
-    </w:p>
-    <w:p>
-      <w:pPr>
-        <w:pStyle w:val="ListParagraph"/>
-        <w:numPr>
-          <w:ilvl w:val="0"/>
-          <w:numId w:val="6"/>
-        </w:numPr>
-        <w:rPr>
-          <w:lang w:val="pt-BR"/>
-        </w:rPr>
-      </w:pPr>
-      <w:r>
-        <w:rPr>
-          <w:lang w:val="pt-BR"/>
-        </w:rPr>
-        <w:t xml:space="preserve">impede </w:t>
+      <w:r>
+        <w:rPr>
+          <w:lang w:val="pt-BR"/>
+        </w:rPr>
+        <w:t xml:space="preserve"> do dia como Atendido</w:t>
+      </w:r>
+    </w:p>
+    <w:p>
+      <w:pPr>
+        <w:pStyle w:val="ListParagraph"/>
+        <w:numPr>
+          <w:ilvl w:val="0"/>
+          <w:numId w:val="16"/>
+        </w:numPr>
+        <w:rPr>
+          <w:lang w:val="pt-BR"/>
+        </w:rPr>
+      </w:pPr>
+      <w:r>
+        <w:rPr>
+          <w:lang w:val="pt-BR"/>
+        </w:rPr>
+        <w:t xml:space="preserve">gerar automaticamente um passe ao final, </w:t>
+      </w:r>
+      <w:r>
+        <w:rPr>
+          <w:lang w:val="pt-BR"/>
+        </w:rPr>
+        <w:t>exceto no caso de atendimento mãos sem fronteiras.</w:t>
+      </w:r>
+    </w:p>
+    <w:p>
+      <w:pPr>
+        <w:pStyle w:val="Heading1"/>
+        <w:rPr>
+          <w:lang w:val="pt-BR"/>
+        </w:rPr>
+      </w:pPr>
+      <w:bookmarkStart w:id="7" w:name="_Toc227433902"/>
+      <w:r>
+        <w:rPr>
+          <w:lang w:val="pt-BR"/>
+        </w:rPr>
+        <w:t>Voluntarios</w:t>
+      </w:r>
+      <w:bookmarkEnd w:id="7"/>
+    </w:p>
+    <w:p>
+      <w:pPr>
+        <w:rPr>
+          <w:lang w:val="pt-BR"/>
+        </w:rPr>
+      </w:pPr>
+      <w:r>
+        <w:rPr>
+          <w:lang w:val="pt-BR"/>
+        </w:rPr>
+        <w:t>No menu Voluntarios, voce pode:</w:t>
+      </w:r>
+    </w:p>
+    <w:p>
+      <w:pPr>
+        <w:pStyle w:val="ListParagraph"/>
+        <w:numPr>
+          <w:ilvl w:val="0"/>
+          <w:numId w:val="17"/>
+        </w:numPr>
+        <w:rPr>
+          <w:lang w:val="pt-BR"/>
+        </w:rPr>
+      </w:pPr>
+      <w:r>
+        <w:rPr>
+          <w:lang w:val="pt-BR"/>
+        </w:rPr>
+        <w:lastRenderedPageBreak/>
+        <w:t xml:space="preserve">cadastrar </w:t>
+      </w:r>
+      <w:r>
+        <w:rPr>
+          <w:lang w:val="pt-BR"/>
+        </w:rPr>
+        <w:t xml:space="preserve">novos </w:t>
+      </w:r>
+      <w:r>
+        <w:rPr>
+          <w:lang w:val="pt-BR"/>
+        </w:rPr>
+        <w:t>volunt</w:t>
+      </w:r>
+      <w:r>
+        <w:rPr>
+          <w:lang w:val="pt-BR"/>
+        </w:rPr>
+        <w:t>á</w:t>
+      </w:r>
+      <w:r>
+        <w:rPr>
+          <w:lang w:val="pt-BR"/>
+        </w:rPr>
+        <w:t>rios</w:t>
+      </w:r>
+      <w:r>
+        <w:rPr>
+          <w:lang w:val="pt-BR"/>
+        </w:rPr>
+        <w:t xml:space="preserve"> ou atualizar um cadastro existente</w:t>
+      </w:r>
+    </w:p>
+    <w:p>
+      <w:pPr>
+        <w:pStyle w:val="ListParagraph"/>
+        <w:numPr>
+          <w:ilvl w:val="0"/>
+          <w:numId w:val="17"/>
+        </w:numPr>
+        <w:rPr>
+          <w:lang w:val="pt-BR"/>
+        </w:rPr>
+      </w:pPr>
+      <w:r>
+        <w:rPr>
+          <w:lang w:val="pt-BR"/>
+        </w:rPr>
+        <w:t>consultar lista de volunt</w:t>
+      </w:r>
+      <w:r>
+        <w:rPr>
+          <w:lang w:val="pt-BR"/>
+        </w:rPr>
+        <w:t>á</w:t>
+      </w:r>
+      <w:r>
+        <w:rPr>
+          <w:lang w:val="pt-BR"/>
+        </w:rPr>
+        <w:t>rios</w:t>
+      </w:r>
+    </w:p>
+    <w:p>
+      <w:pPr>
+        <w:pStyle w:val="ListParagraph"/>
+        <w:numPr>
+          <w:ilvl w:val="0"/>
+          <w:numId w:val="17"/>
+        </w:numPr>
+        <w:rPr>
+          <w:lang w:val="pt-BR"/>
+        </w:rPr>
+      </w:pPr>
+      <w:r>
+        <w:rPr>
+          <w:lang w:val="pt-BR"/>
+        </w:rPr>
+        <w:t>listar os</w:t>
+      </w:r>
+      <w:r>
+        <w:rPr>
+          <w:lang w:val="pt-BR"/>
+        </w:rPr>
+        <w:t xml:space="preserve"> volunt</w:t>
+      </w:r>
+      <w:r>
+        <w:rPr>
+          <w:lang w:val="pt-BR"/>
+        </w:rPr>
+        <w:t>á</w:t>
+      </w:r>
+      <w:r>
+        <w:rPr>
+          <w:lang w:val="pt-BR"/>
+        </w:rPr>
+        <w:t>rios sem atendimento recente</w:t>
+      </w:r>
+    </w:p>
+    <w:p>
+      <w:pPr>
+        <w:pStyle w:val="ListParagraph"/>
+        <w:numPr>
+          <w:ilvl w:val="0"/>
+          <w:numId w:val="17"/>
+        </w:numPr>
+        <w:rPr>
+          <w:lang w:val="pt-BR"/>
+        </w:rPr>
+      </w:pPr>
+      <w:r>
+        <w:rPr>
+          <w:lang w:val="pt-BR"/>
+        </w:rPr>
+        <w:t>visualizar escala com filtros</w:t>
+      </w:r>
+    </w:p>
+    <w:p>
+      <w:pPr>
+        <w:rPr>
+          <w:lang w:val="pt-BR"/>
+        </w:rPr>
+      </w:pPr>
+      <w:r>
+        <w:rPr>
+          <w:lang w:val="pt-BR"/>
+        </w:rPr>
+        <w:t>No cadastro de voluntarios, registre:</w:t>
+      </w:r>
+    </w:p>
+    <w:p>
+      <w:pPr>
+        <w:pStyle w:val="ListParagraph"/>
+        <w:numPr>
+          <w:ilvl w:val="0"/>
+          <w:numId w:val="18"/>
+        </w:numPr>
+        <w:rPr>
+          <w:lang w:val="pt-BR"/>
+        </w:rPr>
+      </w:pPr>
+      <w:r>
+        <w:rPr>
+          <w:lang w:val="pt-BR"/>
+        </w:rPr>
+        <w:t>CPF</w:t>
+      </w:r>
+    </w:p>
+    <w:p>
+      <w:pPr>
+        <w:pStyle w:val="ListParagraph"/>
+        <w:numPr>
+          <w:ilvl w:val="0"/>
+          <w:numId w:val="18"/>
+        </w:numPr>
+        <w:rPr>
+          <w:lang w:val="pt-BR"/>
+        </w:rPr>
+      </w:pPr>
+      <w:r>
+        <w:rPr>
+          <w:lang w:val="pt-BR"/>
+        </w:rPr>
+        <w:t>nome</w:t>
+      </w:r>
+    </w:p>
+    <w:p>
+      <w:pPr>
+        <w:pStyle w:val="ListParagraph"/>
+        <w:numPr>
+          <w:ilvl w:val="0"/>
+          <w:numId w:val="18"/>
+        </w:numPr>
+        <w:rPr>
+          <w:lang w:val="pt-BR"/>
+        </w:rPr>
+      </w:pPr>
+      <w:r>
+        <w:rPr>
+          <w:lang w:val="pt-BR"/>
+        </w:rPr>
+        <w:t>contato</w:t>
+      </w:r>
+    </w:p>
+    <w:p>
+      <w:pPr>
+        <w:pStyle w:val="ListParagraph"/>
+        <w:numPr>
+          <w:ilvl w:val="0"/>
+          <w:numId w:val="18"/>
+        </w:numPr>
+        <w:rPr>
+          <w:lang w:val="pt-BR"/>
+        </w:rPr>
+      </w:pPr>
+      <w:r>
+        <w:rPr>
+          <w:lang w:val="pt-BR"/>
+        </w:rPr>
+        <w:t>mediunidade</w:t>
+      </w:r>
+    </w:p>
+    <w:p>
+      <w:pPr>
+        <w:pStyle w:val="ListParagraph"/>
+        <w:numPr>
+          <w:ilvl w:val="0"/>
+          <w:numId w:val="18"/>
+        </w:numPr>
+        <w:rPr>
+          <w:lang w:val="pt-BR"/>
+        </w:rPr>
+      </w:pPr>
+      <w:r>
+        <w:rPr>
+          <w:lang w:val="pt-BR"/>
+        </w:rPr>
+        <w:t>disponibilidade por terapia e por dia</w:t>
+      </w:r>
+    </w:p>
+    <w:p>
+      <w:pPr>
+        <w:pStyle w:val="Heading1"/>
+        <w:rPr>
+          <w:lang w:val="pt-BR"/>
+        </w:rPr>
+      </w:pPr>
+      <w:bookmarkStart w:id="8" w:name="_Toc227433903"/>
+      <w:r>
+        <w:rPr>
+          <w:lang w:val="pt-BR"/>
+        </w:rPr>
+        <w:t>Assistidos e relat</w:t>
+      </w:r>
+      <w:r>
+        <w:rPr>
+          <w:lang w:val="pt-BR"/>
+        </w:rPr>
+        <w:t>ó</w:t>
+      </w:r>
+      <w:r>
+        <w:rPr>
+          <w:lang w:val="pt-BR"/>
+        </w:rPr>
+        <w:t>rios</w:t>
+      </w:r>
+      <w:bookmarkEnd w:id="8"/>
+    </w:p>
+    <w:p>
+      <w:pPr>
+        <w:rPr>
+          <w:lang w:val="pt-BR"/>
+        </w:rPr>
+      </w:pPr>
+      <w:r>
+        <w:rPr>
+          <w:lang w:val="pt-BR"/>
+        </w:rPr>
+        <w:t>No menu Assistidos, voce encontra:</w:t>
+      </w:r>
+    </w:p>
+    <w:p>
+      <w:pPr>
+        <w:pStyle w:val="ListParagraph"/>
+        <w:numPr>
+          <w:ilvl w:val="0"/>
+          <w:numId w:val="19"/>
+        </w:numPr>
+        <w:rPr>
+          <w:lang w:val="pt-BR"/>
+        </w:rPr>
+      </w:pPr>
+      <w:r>
+        <w:rPr>
+          <w:lang w:val="pt-BR"/>
+        </w:rPr>
+        <w:t>Atendimentos de Hoje</w:t>
+      </w:r>
+    </w:p>
+    <w:p>
+      <w:pPr>
+        <w:pStyle w:val="ListParagraph"/>
+        <w:numPr>
+          <w:ilvl w:val="0"/>
+          <w:numId w:val="19"/>
+        </w:numPr>
+        <w:rPr>
+          <w:lang w:val="pt-BR"/>
+        </w:rPr>
+      </w:pPr>
+      <w:r>
+        <w:rPr>
+          <w:lang w:val="pt-BR"/>
+        </w:rPr>
+        <w:t>Apometria Inativos</w:t>
+      </w:r>
+    </w:p>
+    <w:p>
+      <w:pPr>
+        <w:pStyle w:val="ListParagraph"/>
+        <w:numPr>
+          <w:ilvl w:val="0"/>
+          <w:numId w:val="19"/>
+        </w:numPr>
+        <w:rPr>
+          <w:lang w:val="pt-BR"/>
+        </w:rPr>
+      </w:pPr>
+      <w:r>
+        <w:rPr>
+          <w:lang w:val="pt-BR"/>
+        </w:rPr>
+        <w:t>Lista de todos os Assistidos</w:t>
+      </w:r>
+    </w:p>
+    <w:p>
+      <w:pPr>
+        <w:rPr>
+          <w:lang w:val="pt-BR"/>
+        </w:rPr>
+      </w:pPr>
+      <w:r>
+        <w:rPr>
+          <w:lang w:val="pt-BR"/>
+        </w:rPr>
+        <w:t>Essas telas ajudam a responder perguntas como:</w:t>
+      </w:r>
+    </w:p>
+    <w:p>
+      <w:pPr>
+        <w:pStyle w:val="ListParagraph"/>
+        <w:numPr>
+          <w:ilvl w:val="0"/>
+          <w:numId w:val="20"/>
+        </w:numPr>
+        <w:rPr>
+          <w:lang w:val="pt-BR"/>
+        </w:rPr>
+      </w:pPr>
+      <w:r>
+        <w:rPr>
+          <w:lang w:val="pt-BR"/>
+        </w:rPr>
+        <w:t>quem foi atendido hoje</w:t>
+      </w:r>
+    </w:p>
+    <w:p>
+      <w:pPr>
+        <w:pStyle w:val="ListParagraph"/>
+        <w:numPr>
+          <w:ilvl w:val="0"/>
+          <w:numId w:val="20"/>
+        </w:numPr>
+        <w:rPr>
+          <w:lang w:val="pt-BR"/>
+        </w:rPr>
+      </w:pPr>
+      <w:r>
+        <w:rPr>
+          <w:lang w:val="pt-BR"/>
+        </w:rPr>
+        <w:t xml:space="preserve">quem </w:t>
+      </w:r>
+      <w:r>
+        <w:rPr>
+          <w:lang w:val="pt-BR"/>
+        </w:rPr>
+        <w:t>recebeu um atendimento apometrico, passe e nenhum outro atendimento.</w:t>
+      </w:r>
+    </w:p>
+    <w:p>
+      <w:pPr>
+        <w:pStyle w:val="ListParagraph"/>
+        <w:numPr>
+          <w:ilvl w:val="0"/>
+          <w:numId w:val="20"/>
+        </w:numPr>
+        <w:rPr>
+          <w:lang w:val="pt-BR"/>
+        </w:rPr>
+      </w:pPr>
+      <w:r>
+        <w:rPr>
+          <w:lang w:val="pt-BR"/>
+        </w:rPr>
+        <w:t>quais assistidos j</w:t>
+      </w:r>
+      <w:r>
+        <w:rPr>
+          <w:lang w:val="pt-BR"/>
+        </w:rPr>
+        <w:t>á</w:t>
+      </w:r>
+      <w:r>
+        <w:rPr>
+          <w:lang w:val="pt-BR"/>
+        </w:rPr>
+        <w:t xml:space="preserve"> passaram pela casa</w:t>
+      </w:r>
+      <w:r>
+        <w:rPr>
+          <w:lang w:val="pt-BR"/>
+        </w:rPr>
+        <w:t xml:space="preserve"> e quais atendimentos receberam</w:t>
+      </w:r>
+    </w:p>
+    <w:p>
+      <w:pPr>
+        <w:pStyle w:val="Heading1"/>
+        <w:rPr>
+          <w:lang w:val="pt-BR"/>
+        </w:rPr>
+      </w:pPr>
+      <w:bookmarkStart w:id="9" w:name="_Toc227433904"/>
+      <w:r>
+        <w:rPr>
+          <w:lang w:val="pt-BR"/>
+        </w:rPr>
+        <w:t>Livraria</w:t>
+      </w:r>
+      <w:bookmarkEnd w:id="9"/>
+    </w:p>
+    <w:p>
+      <w:pPr>
+        <w:rPr>
+          <w:lang w:val="pt-BR"/>
+        </w:rPr>
+      </w:pPr>
+      <w:r>
+        <w:rPr>
+          <w:lang w:val="pt-BR"/>
+        </w:rPr>
+        <w:t>No menu</w:t>
+      </w:r>
+      <w:r>
+        <w:rPr>
+          <w:lang w:val="pt-BR"/>
+        </w:rPr>
+        <w:t xml:space="preserve"> </w:t>
+      </w:r>
+      <w:r>
+        <w:rPr>
+          <w:lang w:val="pt-BR"/>
+        </w:rPr>
+        <w:t>Livraria, voce pode:</w:t>
+      </w:r>
+    </w:p>
+    <w:p>
+      <w:pPr>
+        <w:pStyle w:val="ListParagraph"/>
+        <w:numPr>
+          <w:ilvl w:val="0"/>
+          <w:numId w:val="21"/>
+        </w:numPr>
+        <w:rPr>
+          <w:lang w:val="pt-BR"/>
+        </w:rPr>
+      </w:pPr>
+      <w:r>
+        <w:rPr>
+          <w:lang w:val="pt-BR"/>
+        </w:rPr>
+        <w:t>cadastrar livro</w:t>
+      </w:r>
+    </w:p>
+    <w:p>
+      <w:pPr>
+        <w:pStyle w:val="ListParagraph"/>
+        <w:numPr>
+          <w:ilvl w:val="0"/>
+          <w:numId w:val="21"/>
+        </w:numPr>
+        <w:rPr>
+          <w:lang w:val="pt-BR"/>
+        </w:rPr>
+      </w:pPr>
+      <w:r>
+        <w:rPr>
+          <w:lang w:val="pt-BR"/>
+        </w:rPr>
+        <w:t>editar dados do livro</w:t>
+      </w:r>
+    </w:p>
+    <w:p>
+      <w:pPr>
+        <w:pStyle w:val="ListParagraph"/>
+        <w:numPr>
+          <w:ilvl w:val="0"/>
+          <w:numId w:val="21"/>
+        </w:numPr>
+        <w:rPr>
+          <w:lang w:val="pt-BR"/>
+        </w:rPr>
+      </w:pPr>
+      <w:r>
+        <w:rPr>
+          <w:lang w:val="pt-BR"/>
+        </w:rPr>
+        <w:t>consultar estoque</w:t>
+      </w:r>
+    </w:p>
+    <w:p>
+      <w:pPr>
+        <w:pStyle w:val="ListParagraph"/>
+        <w:numPr>
+          <w:ilvl w:val="0"/>
+          <w:numId w:val="21"/>
+        </w:numPr>
+        <w:rPr>
+          <w:lang w:val="pt-BR"/>
+        </w:rPr>
+      </w:pPr>
+      <w:r>
+        <w:rPr>
+          <w:lang w:val="pt-BR"/>
+        </w:rPr>
+        <w:t>registrar venda</w:t>
+      </w:r>
+    </w:p>
+    <w:p>
+      <w:pPr>
+        <w:rPr>
+          <w:lang w:val="pt-BR"/>
+        </w:rPr>
+      </w:pPr>
+      <w:r>
+        <w:rPr>
+          <w:lang w:val="pt-BR"/>
+        </w:rPr>
+        <w:t xml:space="preserve">No formulario de cadastrar livros, depois de digitar o ISBN, o sistema automaticamente busca as informações </w:t>
+      </w:r>
+      <w:r>
+        <w:rPr>
+          <w:lang w:val="pt-BR"/>
+        </w:rPr>
+        <w:t>do banco de dados do ISBN, por exemplo,</w:t>
+      </w:r>
+      <w:r>
+        <w:rPr>
+          <w:lang w:val="pt-BR"/>
+        </w:rPr>
+        <w:t xml:space="preserve"> titulo, autor e editora.</w:t>
+      </w:r>
+    </w:p>
+    <w:p>
+      <w:pPr>
+        <w:rPr>
+          <w:lang w:val="pt-BR"/>
+        </w:rPr>
+      </w:pPr>
+      <w:r>
+        <w:rPr>
+          <w:lang w:val="pt-BR"/>
+        </w:rPr>
+        <w:t>O sistema está definido para a quantidade mínima de 2 unidades, que pode ser reduzido conforme a demanda de cada título</w:t>
+      </w:r>
+    </w:p>
+    <w:p>
+      <w:pPr>
+        <w:rPr>
+          <w:lang w:val="pt-BR"/>
+        </w:rPr>
+      </w:pPr>
+      <w:r>
+        <w:rPr>
+          <w:lang w:val="pt-BR"/>
+        </w:rPr>
+        <w:lastRenderedPageBreak/>
+        <w:t>Na tela de estoque, o sistema mostra:</w:t>
+      </w:r>
+    </w:p>
+    <w:p>
+      <w:pPr>
+        <w:pStyle w:val="ListParagraph"/>
+        <w:numPr>
+          <w:ilvl w:val="0"/>
+          <w:numId w:val="21"/>
+        </w:numPr>
+        <w:rPr>
+          <w:lang w:val="pt-BR"/>
+        </w:rPr>
+      </w:pPr>
+      <w:proofErr w:type="spellStart"/>
+      <w:r>
+        <w:rPr>
+          <w:lang w:val="pt-BR"/>
+        </w:rPr>
+        <w:t>quantidade</w:t>
+      </w:r>
+      <w:proofErr w:type="spellEnd"/>
+      <w:r>
+        <w:rPr>
+          <w:lang w:val="pt-BR"/>
+        </w:rPr>
+        <w:t xml:space="preserve"> </w:t>
+      </w:r>
+      <w:proofErr w:type="spellStart"/>
+      <w:r>
+        <w:rPr>
+          <w:lang w:val="pt-BR"/>
+        </w:rPr>
+        <w:t>atual</w:t>
+      </w:r>
+      <w:proofErr w:type="spellEnd"/>
+    </w:p>
+    <w:p>
+      <w:pPr>
+        <w:pStyle w:val="ListParagraph"/>
+        <w:numPr>
+          <w:ilvl w:val="0"/>
+          <w:numId w:val="21"/>
+        </w:numPr>
+        <w:rPr>
+          <w:lang w:val="pt-BR"/>
+        </w:rPr>
+      </w:pPr>
+      <w:r>
+        <w:rPr>
+          <w:lang w:val="pt-BR"/>
+        </w:rPr>
+        <w:t>estoque m</w:t>
+      </w:r>
+      <w:r>
+        <w:rPr>
+          <w:lang w:val="pt-BR"/>
+        </w:rPr>
+        <w:t>í</w:t>
+      </w:r>
+      <w:r>
+        <w:rPr>
+          <w:lang w:val="pt-BR"/>
+        </w:rPr>
+        <w:t>nimo</w:t>
+      </w:r>
+    </w:p>
+    <w:p>
+      <w:pPr>
+        <w:pStyle w:val="ListParagraph"/>
+        <w:numPr>
+          <w:ilvl w:val="0"/>
+          <w:numId w:val="21"/>
+        </w:numPr>
+        <w:rPr>
+          <w:lang w:val="pt-BR"/>
+        </w:rPr>
+      </w:pPr>
+      <w:r>
+        <w:rPr>
+          <w:lang w:val="pt-BR"/>
+        </w:rPr>
+        <w:t>giro por periodo</w:t>
+      </w:r>
+      <w:r>
+        <w:rPr>
+          <w:lang w:val="pt-BR"/>
+        </w:rPr>
+        <w:t xml:space="preserve"> </w:t>
+      </w:r>
+      <w:r>
+        <w:rPr>
+          <w:lang w:val="pt-BR"/>
+        </w:rPr>
+        <w:t>90, 180 e 365 dias</w:t>
+      </w:r>
+    </w:p>
+    <w:p>
+      <w:pPr>
+        <w:pStyle w:val="ListParagraph"/>
+        <w:numPr>
+          <w:ilvl w:val="0"/>
+          <w:numId w:val="21"/>
+        </w:numPr>
+        <w:rPr>
+          <w:lang w:val="pt-BR"/>
+        </w:rPr>
+      </w:pPr>
+      <w:r>
+        <w:rPr>
+          <w:lang w:val="pt-BR"/>
+        </w:rPr>
+        <w:t>top vendas do m</w:t>
+      </w:r>
+      <w:r>
+        <w:rPr>
+          <w:lang w:val="pt-BR"/>
+        </w:rPr>
+        <w:t>ê</w:t>
       </w:r>
       <w:r>
         <w:rPr>
@@ -2831,101 +4455,217 @@
         </w:rPr>
         <w:t>s</w:t>
       </w:r>
-      <w:r>
-        <w:rPr>
-          <w:lang w:val="pt-BR"/>
-        </w:rPr>
-        <w:t>olicitação duplicada no mesmo dia</w:t>
-      </w:r>
-    </w:p>
-    <w:p>
-      <w:pPr>
-        <w:pStyle w:val="ListParagraph"/>
-        <w:numPr>
-          <w:ilvl w:val="0"/>
-          <w:numId w:val="6"/>
-        </w:numPr>
-        <w:rPr>
-          <w:lang w:val="pt-BR"/>
-        </w:rPr>
-      </w:pPr>
-      <w:r>
-        <w:rPr>
-          <w:lang w:val="pt-BR"/>
-        </w:rPr>
-        <w:t>controla o limite diario de vagas</w:t>
-      </w:r>
-    </w:p>
-    <w:p>
-      <w:pPr>
-        <w:pStyle w:val="ListParagraph"/>
-        <w:numPr>
-          <w:ilvl w:val="0"/>
-          <w:numId w:val="6"/>
-        </w:numPr>
-        <w:rPr>
-          <w:lang w:val="pt-BR"/>
-        </w:rPr>
-      </w:pPr>
-      <w:r>
-        <w:rPr>
-          <w:lang w:val="pt-BR"/>
-        </w:rPr>
-        <w:t xml:space="preserve">envia </w:t>
-      </w:r>
-      <w:r>
-        <w:rPr>
-          <w:lang w:val="pt-BR"/>
-        </w:rPr>
-        <w:t xml:space="preserve">os 2 primeiros </w:t>
-      </w:r>
-      <w:r>
-        <w:rPr>
-          <w:lang w:val="pt-BR"/>
-        </w:rPr>
-        <w:t>excedentes para lista de espera</w:t>
-      </w:r>
-    </w:p>
-    <w:p>
-      <w:pPr>
-        <w:pStyle w:val="ListParagraph"/>
-        <w:numPr>
-          <w:ilvl w:val="0"/>
-          <w:numId w:val="6"/>
-        </w:numPr>
-        <w:rPr>
-          <w:lang w:val="pt-BR"/>
-        </w:rPr>
-      </w:pPr>
-      <w:r>
-        <w:rPr>
-          <w:lang w:val="pt-BR"/>
-        </w:rPr>
-        <w:t>bloqueia novas apometrias quando o intervalo minimo</w:t>
-      </w:r>
-      <w:r>
-        <w:rPr>
-          <w:lang w:val="pt-BR"/>
-        </w:rPr>
-        <w:t xml:space="preserve"> de 28 dias</w:t>
-      </w:r>
-      <w:r>
-        <w:rPr>
-          <w:lang w:val="pt-BR"/>
-        </w:rPr>
-        <w:t xml:space="preserve"> ainda n</w:t>
-      </w:r>
-      <w:r>
-        <w:rPr>
-          <w:lang w:val="pt-BR"/>
-        </w:rPr>
-        <w:t>ã</w:t>
-      </w:r>
-      <w:r>
-        <w:rPr>
-          <w:lang w:val="pt-BR"/>
-        </w:rPr>
-        <w:t>o foi cumprido</w:t>
+    </w:p>
+    <w:p>
+      <w:pPr>
+        <w:pStyle w:val="ListParagraph"/>
+        <w:numPr>
+          <w:ilvl w:val="0"/>
+          <w:numId w:val="21"/>
+        </w:numPr>
+        <w:rPr>
+          <w:lang w:val="pt-BR"/>
+        </w:rPr>
+      </w:pPr>
+      <w:r>
+        <w:rPr>
+          <w:lang w:val="pt-BR"/>
+        </w:rPr>
+        <w:t>alertas de reposi</w:t>
+      </w:r>
+      <w:r>
+        <w:rPr>
+          <w:lang w:val="pt-BR"/>
+        </w:rPr>
+        <w:t>çã</w:t>
+      </w:r>
+      <w:r>
+        <w:rPr>
+          <w:lang w:val="pt-BR"/>
+        </w:rPr>
+        <w:t>o</w:t>
+      </w:r>
+      <w:r>
+        <w:rPr>
+          <w:lang w:val="pt-BR"/>
+        </w:rPr>
+        <w:t xml:space="preserve"> – livros com estoque mínimo ou abaixo</w:t>
+      </w:r>
+    </w:p>
+    <w:p>
+      <w:pPr>
+        <w:rPr>
+          <w:lang w:val="pt-BR"/>
+        </w:rPr>
+      </w:pPr>
+      <w:r>
+        <w:rPr>
+          <w:lang w:val="pt-BR"/>
+        </w:rPr>
+        <w:t>As vendas devem ser registradas pelo formulário de estoque, a venda de uma unidade foi configurada como padrão, podendo ser alterada.</w:t>
+      </w:r>
+    </w:p>
+    <w:p>
+      <w:pPr>
+        <w:rPr>
+          <w:lang w:val="pt-BR"/>
+        </w:rPr>
+      </w:pPr>
+      <w:r>
+        <w:rPr>
+          <w:lang w:val="pt-BR"/>
+        </w:rPr>
+        <w:t xml:space="preserve">Na tela de estoque ainda temos a quantidade de livros vendidos nos ultimos 90, 180 e 365 dias, facilitando </w:t>
+      </w:r>
+      <w:r>
+        <w:rPr>
+          <w:lang w:val="pt-BR"/>
+        </w:rPr>
+        <w:t>a decsão</w:t>
+      </w:r>
+      <w:r>
+        <w:rPr>
+          <w:lang w:val="pt-BR"/>
+        </w:rPr>
+        <w:t xml:space="preserve"> de </w:t>
+      </w:r>
+      <w:r>
+        <w:rPr>
+          <w:lang w:val="pt-BR"/>
+        </w:rPr>
+        <w:t>novas compras.</w:t>
+      </w:r>
+    </w:p>
+    <w:p>
+      <w:pPr>
+        <w:rPr>
+          <w:lang w:val="pt-BR"/>
+        </w:rPr>
+      </w:pPr>
+      <w:r>
+        <w:rPr>
+          <w:lang w:val="pt-BR"/>
+        </w:rPr>
+        <w:t>A chegada de novos livros devem ser registradas pelo link editar do formulario de estoque.</w:t>
+      </w:r>
+    </w:p>
+    <w:p>
+      <w:pPr>
+        <w:pStyle w:val="Heading1"/>
+        <w:rPr>
+          <w:lang w:val="pt-BR"/>
+        </w:rPr>
+      </w:pPr>
+      <w:bookmarkStart w:id="10" w:name="_Toc227433905"/>
+      <w:r>
+        <w:rPr>
+          <w:lang w:val="pt-BR"/>
+        </w:rPr>
+        <w:t>Exemplo de fluxo diario</w:t>
+      </w:r>
+      <w:bookmarkEnd w:id="10"/>
+    </w:p>
+    <w:p>
+      <w:pPr>
+        <w:rPr>
+          <w:lang w:val="pt-BR"/>
+        </w:rPr>
+      </w:pPr>
+      <w:r>
+        <w:rPr>
+          <w:lang w:val="pt-BR"/>
+        </w:rPr>
+        <w:t>Um fluxo simples de opera</w:t>
+      </w:r>
+      <w:r>
+        <w:rPr>
+          <w:lang w:val="pt-BR"/>
+        </w:rPr>
+        <w:t>çã</w:t>
+      </w:r>
+      <w:r>
+        <w:rPr>
+          <w:lang w:val="pt-BR"/>
+        </w:rPr>
+        <w:t>o pode ser:</w:t>
+      </w:r>
+    </w:p>
+    <w:p>
+      <w:pPr>
+        <w:pStyle w:val="ListParagraph"/>
+        <w:numPr>
+          <w:ilvl w:val="0"/>
+          <w:numId w:val="27"/>
+        </w:numPr>
+        <w:rPr>
+          <w:lang w:val="pt-BR"/>
+        </w:rPr>
+      </w:pPr>
+      <w:r>
+        <w:rPr>
+          <w:lang w:val="pt-BR"/>
+        </w:rPr>
+        <w:t>Conferir o painel inicial.</w:t>
+      </w:r>
+    </w:p>
+    <w:p>
+      <w:pPr>
+        <w:pStyle w:val="ListParagraph"/>
+        <w:numPr>
+          <w:ilvl w:val="0"/>
+          <w:numId w:val="27"/>
+        </w:numPr>
+        <w:rPr>
+          <w:lang w:val="pt-BR"/>
+        </w:rPr>
+      </w:pPr>
+      <w:r>
+        <w:rPr>
+          <w:lang w:val="pt-BR"/>
+        </w:rPr>
+        <w:t>Cadastrar novos assistidos</w:t>
+      </w:r>
+      <w:r>
+        <w:rPr>
+          <w:lang w:val="pt-BR"/>
+        </w:rPr>
+        <w:t>, esta etapa não se faz necessária se o assistido for solicitar uma apometria.</w:t>
+      </w:r>
+    </w:p>
+    <w:p>
+      <w:pPr>
+        <w:pStyle w:val="ListParagraph"/>
+        <w:numPr>
+          <w:ilvl w:val="0"/>
+          <w:numId w:val="27"/>
+        </w:numPr>
+        <w:rPr>
+          <w:lang w:val="pt-BR"/>
+        </w:rPr>
+      </w:pPr>
+      <w:r>
+        <w:rPr>
+          <w:lang w:val="pt-BR"/>
+        </w:rPr>
+        <w:t xml:space="preserve">Fazer a </w:t>
+      </w:r>
+      <w:r>
+        <w:rPr>
+          <w:lang w:val="pt-BR"/>
+        </w:rPr>
+        <w:t>solicitação</w:t>
+      </w:r>
+      <w:r>
+        <w:rPr>
+          <w:lang w:val="pt-BR"/>
+        </w:rPr>
+        <w:t xml:space="preserve"> de apometria ou o check-in na </w:t>
+      </w:r>
+      <w:r>
+        <w:rPr>
+          <w:lang w:val="pt-BR"/>
+        </w:rPr>
+        <w:t>recepção</w:t>
       </w:r>
       <w:r>
         <w:rPr>
@@ -2933,23 +4673,83 @@
         </w:rPr>
         <w:t>.</w:t>
       </w:r>
-    </w:p>
-    <w:p>
-      <w:pPr>
-        <w:pStyle w:val="ListParagraph"/>
-        <w:numPr>
-          <w:ilvl w:val="0"/>
-          <w:numId w:val="6"/>
-        </w:numPr>
-        <w:rPr>
-          <w:lang w:val="pt-BR"/>
-        </w:rPr>
-      </w:pPr>
-      <w:r>
-        <w:rPr>
-          <w:lang w:val="pt-BR"/>
-        </w:rPr>
-        <w:t>Caso a pessoa recebeu uma apometria e um passe e não retornou para nenhum outro atendimento, o sistema exigirá 90 dias de prazo para uma nova apometria.</w:t>
+      <w:r>
+        <w:rPr>
+          <w:lang w:val="pt-BR"/>
+        </w:rPr>
+        <w:t xml:space="preserve"> Os dados do formulario Solicitação de Apometria serão gravados no banco de dados, caso o assistido ainda não estaja cadastrado, caso o assistido já esteja no banco de dados, depois de informar o CPF, todo os dados serão carregados automaticamente.</w:t>
+      </w:r>
+    </w:p>
+    <w:p>
+      <w:pPr>
+        <w:pStyle w:val="ListParagraph"/>
+        <w:numPr>
+          <w:ilvl w:val="0"/>
+          <w:numId w:val="27"/>
+        </w:numPr>
+        <w:rPr>
+          <w:lang w:val="pt-BR"/>
+        </w:rPr>
+      </w:pPr>
+      <w:r>
+        <w:rPr>
+          <w:lang w:val="pt-BR"/>
+        </w:rPr>
+        <w:t>Acompanhar a fila.</w:t>
+      </w:r>
+    </w:p>
+    <w:p>
+      <w:pPr>
+        <w:pStyle w:val="ListParagraph"/>
+        <w:numPr>
+          <w:ilvl w:val="0"/>
+          <w:numId w:val="27"/>
+        </w:numPr>
+        <w:rPr>
+          <w:lang w:val="pt-BR"/>
+        </w:rPr>
+      </w:pPr>
+      <w:r>
+        <w:rPr>
+          <w:lang w:val="pt-BR"/>
+        </w:rPr>
+        <w:t>Iniciar o atendimento.</w:t>
+      </w:r>
+    </w:p>
+    <w:p>
+      <w:pPr>
+        <w:pStyle w:val="ListParagraph"/>
+        <w:numPr>
+          <w:ilvl w:val="0"/>
+          <w:numId w:val="27"/>
+        </w:numPr>
+        <w:rPr>
+          <w:lang w:val="pt-BR"/>
+        </w:rPr>
+      </w:pPr>
+      <w:r>
+        <w:rPr>
+          <w:lang w:val="pt-BR"/>
+        </w:rPr>
+        <w:t>Registrar a ficha da terapia realizada.</w:t>
+      </w:r>
+    </w:p>
+    <w:p>
+      <w:pPr>
+        <w:pStyle w:val="ListParagraph"/>
+        <w:numPr>
+          <w:ilvl w:val="0"/>
+          <w:numId w:val="27"/>
+        </w:numPr>
+        <w:rPr>
+          <w:lang w:val="pt-BR"/>
+        </w:rPr>
+      </w:pPr>
+      <w:r>
+        <w:rPr>
+          <w:lang w:val="pt-BR"/>
+        </w:rPr>
+        <w:t>Consultar relatorios ao final do dia.</w:t>
       </w:r>
     </w:p>
     <w:p>
@@ -2959,17 +4759,352 @@
           <w:lang w:val="pt-BR"/>
         </w:rPr>
       </w:pPr>
-      <w:bookmarkStart w:id="4" w:name="_Toc227433899"/>
-      <w:r>
-        <w:rPr>
-          <w:lang w:val="pt-BR"/>
-        </w:rPr>
-        <w:t>Recepção</w:t>
-      </w:r>
-      <w:r>
-        <w:rPr>
-          <w:b/>
-          <w:bCs/>
+      <w:bookmarkStart w:id="11" w:name="_Toc227433906"/>
+      <w:r>
+        <w:rPr>
+          <w:lang w:val="pt-BR"/>
+        </w:rPr>
+        <w:t>Boas pr</w:t>
+      </w:r>
+      <w:r>
+        <w:rPr>
+          <w:lang w:val="pt-BR"/>
+        </w:rPr>
+        <w:t>á</w:t>
+      </w:r>
+      <w:r>
+        <w:rPr>
+          <w:lang w:val="pt-BR"/>
+        </w:rPr>
+        <w:t>ticas</w:t>
+      </w:r>
+      <w:bookmarkEnd w:id="11"/>
+    </w:p>
+    <w:p>
+      <w:pPr>
+        <w:pStyle w:val="ListParagraph"/>
+        <w:numPr>
+          <w:ilvl w:val="0"/>
+          <w:numId w:val="21"/>
+        </w:numPr>
+        <w:rPr>
+          <w:lang w:val="pt-BR"/>
+        </w:rPr>
+      </w:pPr>
+      <w:r>
+        <w:rPr>
+          <w:lang w:val="pt-BR"/>
+        </w:rPr>
+        <w:t>Digite o CPF sempre com aten</w:t>
+      </w:r>
+      <w:r>
+        <w:rPr>
+          <w:lang w:val="pt-BR"/>
+        </w:rPr>
+        <w:t>çã</w:t>
+      </w:r>
+      <w:r>
+        <w:rPr>
+          <w:lang w:val="pt-BR"/>
+        </w:rPr>
+        <w:t>o, porque ele identifica assistidos, fila e hist</w:t>
+      </w:r>
+      <w:r>
+        <w:rPr>
+          <w:lang w:val="pt-BR"/>
+        </w:rPr>
+        <w:t>ó</w:t>
+      </w:r>
+      <w:r>
+        <w:rPr>
+          <w:lang w:val="pt-BR"/>
+        </w:rPr>
+        <w:t>rico.</w:t>
+      </w:r>
+    </w:p>
+    <w:p>
+      <w:pPr>
+        <w:pStyle w:val="ListParagraph"/>
+        <w:numPr>
+          <w:ilvl w:val="0"/>
+          <w:numId w:val="21"/>
+        </w:numPr>
+        <w:rPr>
+          <w:lang w:val="pt-BR"/>
+        </w:rPr>
+      </w:pPr>
+      <w:r>
+        <w:rPr>
+          <w:lang w:val="pt-BR"/>
+        </w:rPr>
+        <w:t>Antes de cadastrar um novo assistido, verifique se o CPF ja existe.</w:t>
+      </w:r>
+    </w:p>
+    <w:p>
+      <w:pPr>
+        <w:pStyle w:val="ListParagraph"/>
+        <w:numPr>
+          <w:ilvl w:val="0"/>
+          <w:numId w:val="21"/>
+        </w:numPr>
+        <w:rPr>
+          <w:lang w:val="pt-BR"/>
+        </w:rPr>
+      </w:pPr>
+      <w:r>
+        <w:rPr>
+          <w:lang w:val="pt-BR"/>
+        </w:rPr>
+        <w:t>Use a queixa de forma objetiva para facilitar hist</w:t>
+      </w:r>
+      <w:r>
+        <w:rPr>
+          <w:lang w:val="pt-BR"/>
+        </w:rPr>
+        <w:t>ó</w:t>
+      </w:r>
+      <w:r>
+        <w:rPr>
+          <w:lang w:val="pt-BR"/>
+        </w:rPr>
+        <w:t>rico e continuidade do atendimento.</w:t>
+      </w:r>
+    </w:p>
+    <w:p>
+      <w:pPr>
+        <w:pStyle w:val="ListParagraph"/>
+        <w:numPr>
+          <w:ilvl w:val="0"/>
+          <w:numId w:val="21"/>
+        </w:numPr>
+        <w:rPr>
+          <w:lang w:val="pt-BR"/>
+        </w:rPr>
+      </w:pPr>
+      <w:r>
+        <w:rPr>
+          <w:lang w:val="pt-BR"/>
+        </w:rPr>
+        <w:t>Confira se a terapia escolhida esta correta antes de finalizar a ficha.</w:t>
+      </w:r>
+    </w:p>
+    <w:p>
+      <w:pPr>
+        <w:pStyle w:val="ListParagraph"/>
+        <w:numPr>
+          <w:ilvl w:val="0"/>
+          <w:numId w:val="21"/>
+        </w:numPr>
+        <w:rPr>
+          <w:lang w:val="pt-BR"/>
+        </w:rPr>
+      </w:pPr>
+      <w:r>
+        <w:rPr>
+          <w:lang w:val="pt-BR"/>
+        </w:rPr>
+        <w:lastRenderedPageBreak/>
+        <w:t>Consulte a fila com frequ</w:t>
+      </w:r>
+      <w:r>
+        <w:rPr>
+          <w:lang w:val="pt-BR"/>
+        </w:rPr>
+        <w:t>ê</w:t>
+      </w:r>
+      <w:r>
+        <w:rPr>
+          <w:lang w:val="pt-BR"/>
+        </w:rPr>
+        <w:t>ncia para evitar chamados fora de ordem.</w:t>
+      </w:r>
+    </w:p>
+    <w:p>
+      <w:pPr>
+        <w:pStyle w:val="Heading1"/>
+        <w:rPr>
+          <w:lang w:val="pt-BR"/>
+        </w:rPr>
+      </w:pPr>
+      <w:bookmarkStart w:id="12" w:name="_Toc227433907"/>
+      <w:r>
+        <w:rPr>
+          <w:lang w:val="pt-BR"/>
+        </w:rPr>
+        <w:t>Base de demonstra</w:t>
+      </w:r>
+      <w:r>
+        <w:rPr>
+          <w:lang w:val="pt-BR"/>
+        </w:rPr>
+        <w:t>çã</w:t>
+      </w:r>
+      <w:r>
+        <w:rPr>
+          <w:lang w:val="pt-BR"/>
+        </w:rPr>
+        <w:t>o</w:t>
+      </w:r>
+      <w:bookmarkEnd w:id="12"/>
+    </w:p>
+    <w:p>
+      <w:pPr>
+        <w:rPr>
+          <w:lang w:val="pt-BR"/>
+        </w:rPr>
+      </w:pPr>
+      <w:r>
+        <w:rPr>
+          <w:lang w:val="pt-BR"/>
+        </w:rPr>
+        <w:t>O</w:t>
+      </w:r>
+      <w:r>
+        <w:rPr>
+          <w:lang w:val="pt-BR"/>
+        </w:rPr>
+        <w:t xml:space="preserve"> ambiente </w:t>
+      </w:r>
+      <w:r>
+        <w:rPr>
+          <w:lang w:val="pt-BR"/>
+        </w:rPr>
+        <w:t>deve ser</w:t>
+      </w:r>
+      <w:r>
+        <w:rPr>
+          <w:lang w:val="pt-BR"/>
+        </w:rPr>
+        <w:t xml:space="preserve"> preparado com o seed de demonstra</w:t>
+      </w:r>
+      <w:r>
+        <w:rPr>
+          <w:lang w:val="pt-BR"/>
+        </w:rPr>
+        <w:t>çã</w:t>
+      </w:r>
+      <w:r>
+        <w:rPr>
+          <w:lang w:val="pt-BR"/>
+        </w:rPr>
+        <w:t>o, estes CPFs podem ser usados para treino e apresenta</w:t>
+      </w:r>
+      <w:r>
+        <w:rPr>
+          <w:lang w:val="pt-BR"/>
+        </w:rPr>
+        <w:t>çã</w:t>
+      </w:r>
+      <w:r>
+        <w:rPr>
+          <w:lang w:val="pt-BR"/>
+        </w:rPr>
+        <w:t>o:</w:t>
+      </w:r>
+    </w:p>
+    <w:p>
+      <w:pPr>
+        <w:pStyle w:val="ListParagraph"/>
+        <w:numPr>
+          <w:ilvl w:val="0"/>
+          <w:numId w:val="29"/>
+        </w:numPr>
+        <w:rPr>
+          <w:lang w:val="pt-BR"/>
+        </w:rPr>
+      </w:pPr>
+      <w:r>
+        <w:rPr>
+          <w:lang w:val="pt-BR"/>
+        </w:rPr>
+        <w:t>12345678906</w:t>
+      </w:r>
+      <w:r>
+        <w:rPr>
+          <w:lang w:val="pt-BR"/>
+        </w:rPr>
+        <w:t xml:space="preserve"> – realizou apometria há 31dias e não voltou para os tratamentos indicados</w:t>
+      </w:r>
+    </w:p>
+    <w:p>
+      <w:pPr>
+        <w:pStyle w:val="ListParagraph"/>
+        <w:numPr>
+          <w:ilvl w:val="0"/>
+          <w:numId w:val="29"/>
+        </w:numPr>
+        <w:rPr>
+          <w:lang w:val="pt-BR"/>
+        </w:rPr>
+      </w:pPr>
+      <w:r>
+        <w:rPr>
+          <w:lang w:val="pt-BR"/>
+        </w:rPr>
+        <w:t>1234567890</w:t>
+      </w:r>
+      <w:r>
+        <w:rPr>
+          <w:lang w:val="pt-BR"/>
+        </w:rPr>
+        <w:t>7</w:t>
+      </w:r>
+      <w:r>
+        <w:rPr>
+          <w:lang w:val="pt-BR"/>
+        </w:rPr>
+        <w:t xml:space="preserve"> – </w:t>
+      </w:r>
+      <w:r>
+        <w:rPr>
+          <w:lang w:val="pt-BR"/>
+        </w:rPr>
+        <w:t xml:space="preserve">realizou apometria há </w:t>
+      </w:r>
+      <w:r>
+        <w:rPr>
+          <w:lang w:val="pt-BR"/>
+        </w:rPr>
+        <w:t>6</w:t>
+      </w:r>
+      <w:r>
+        <w:rPr>
+          <w:lang w:val="pt-BR"/>
+        </w:rPr>
+        <w:t>1dias e não voltou para os tratamentos indicados</w:t>
+      </w:r>
+    </w:p>
+    <w:p>
+      <w:pPr>
+        <w:pStyle w:val="ListParagraph"/>
+        <w:numPr>
+          <w:ilvl w:val="0"/>
+          <w:numId w:val="29"/>
+        </w:numPr>
+        <w:rPr>
+          <w:lang w:val="pt-BR"/>
+        </w:rPr>
+      </w:pPr>
+      <w:r>
+        <w:rPr>
+          <w:lang w:val="pt-BR"/>
+        </w:rPr>
+        <w:t>1234567890</w:t>
+      </w:r>
+      <w:r>
+        <w:rPr>
+          <w:lang w:val="pt-BR"/>
+        </w:rPr>
+        <w:t>8</w:t>
+      </w:r>
+      <w:r>
+        <w:rPr>
+          <w:lang w:val="pt-BR"/>
+        </w:rPr>
+        <w:t xml:space="preserve"> –</w:t>
+      </w:r>
+      <w:r>
+        <w:rPr>
           <w:lang w:val="pt-BR"/>
         </w:rPr>
         <w:t xml:space="preserve"> </w:t>
@@ -2978,2492 +5113,19 @@
         <w:rPr>
           <w:lang w:val="pt-BR"/>
         </w:rPr>
-        <w:t>para terapias complementares</w:t>
-      </w:r>
-      <w:bookmarkEnd w:id="4"/>
-    </w:p>
-    <w:p>
-      <w:pPr>
-        <w:rPr>
-          <w:lang w:val="pt-BR"/>
-        </w:rPr>
-      </w:pPr>
-      <w:r>
-        <w:rPr>
-          <w:lang w:val="pt-BR"/>
-        </w:rPr>
-        <w:t xml:space="preserve">Use </w:t>
-      </w:r>
-      <w:r>
-        <w:rPr>
-          <w:b/>
-          <w:bCs/>
-          <w:lang w:val="pt-BR"/>
-        </w:rPr>
-        <w:t>Solicitação de Atendimento &gt; Terapias Complementares</w:t>
-      </w:r>
-      <w:r>
-        <w:rPr>
-          <w:lang w:val="pt-BR"/>
-        </w:rPr>
-        <w:t xml:space="preserve"> para o check-in do dia nas demais terapias.</w:t>
-      </w:r>
-    </w:p>
-    <w:p>
-      <w:pPr>
-        <w:rPr>
-          <w:lang w:val="pt-BR"/>
-        </w:rPr>
-      </w:pPr>
-      <w:r>
-        <w:rPr>
-          <w:lang w:val="pt-BR"/>
-        </w:rPr>
-        <w:t>Fluxo:</w:t>
-      </w:r>
-    </w:p>
-    <w:p>
-      <w:pPr>
-        <w:pStyle w:val="ListParagraph"/>
-        <w:numPr>
-          <w:ilvl w:val="0"/>
-          <w:numId w:val="9"/>
-        </w:numPr>
-        <w:rPr>
-          <w:lang w:val="pt-BR"/>
-        </w:rPr>
-      </w:pPr>
-      <w:r>
-        <w:rPr>
-          <w:lang w:val="pt-BR"/>
-        </w:rPr>
-        <w:t>Digite o CPF do assistido</w:t>
-      </w:r>
-      <w:r>
-        <w:rPr>
-          <w:lang w:val="pt-BR"/>
-        </w:rPr>
-        <w:t xml:space="preserve">, os outros dados serão informados automaticamente, se não aparecer, favor </w:t>
-      </w:r>
-      <w:r>
-        <w:rPr>
-          <w:lang w:val="pt-BR"/>
-        </w:rPr>
-        <w:t xml:space="preserve">voltar ao </w:t>
-      </w:r>
-      <w:r>
-        <w:rPr>
-          <w:lang w:val="pt-BR"/>
-        </w:rPr>
-        <w:t>cadastra</w:t>
-      </w:r>
-      <w:r>
-        <w:rPr>
-          <w:lang w:val="pt-BR"/>
-        </w:rPr>
-        <w:t>dro</w:t>
-      </w:r>
-      <w:r>
-        <w:rPr>
-          <w:lang w:val="pt-BR"/>
-        </w:rPr>
-        <w:t xml:space="preserve"> </w:t>
-      </w:r>
-      <w:r>
-        <w:rPr>
-          <w:lang w:val="pt-BR"/>
-        </w:rPr>
-        <w:t>d</w:t>
-      </w:r>
-      <w:r>
-        <w:rPr>
-          <w:lang w:val="pt-BR"/>
-        </w:rPr>
-        <w:t>o assistido.</w:t>
-      </w:r>
-    </w:p>
-    <w:p>
-      <w:pPr>
-        <w:pStyle w:val="ListParagraph"/>
-        <w:numPr>
-          <w:ilvl w:val="0"/>
-          <w:numId w:val="9"/>
-        </w:numPr>
-        <w:rPr>
-          <w:lang w:val="pt-BR"/>
-        </w:rPr>
-      </w:pPr>
-      <w:r>
-        <w:rPr>
-          <w:lang w:val="pt-BR"/>
-        </w:rPr>
-        <w:lastRenderedPageBreak/>
-        <w:t>Confirme o nome exibido na tela.</w:t>
-      </w:r>
-    </w:p>
-    <w:p>
-      <w:pPr>
-        <w:pStyle w:val="ListParagraph"/>
-        <w:numPr>
-          <w:ilvl w:val="0"/>
-          <w:numId w:val="9"/>
-        </w:numPr>
-        <w:rPr>
-          <w:lang w:val="pt-BR"/>
-        </w:rPr>
-      </w:pPr>
-      <w:r>
-        <w:rPr>
-          <w:lang w:val="pt-BR"/>
-        </w:rPr>
-        <w:t>Marque uma ou mais terapias</w:t>
-      </w:r>
-      <w:r>
-        <w:rPr>
-          <w:lang w:val="pt-BR"/>
-        </w:rPr>
-        <w:t xml:space="preserve">, </w:t>
-      </w:r>
-      <w:r>
-        <w:rPr>
-          <w:b/>
-          <w:bCs/>
-          <w:lang w:val="pt-BR"/>
-        </w:rPr>
-        <w:t>marque o passe somente</w:t>
-      </w:r>
-      <w:r>
-        <w:rPr>
-          <w:lang w:val="pt-BR"/>
-        </w:rPr>
-        <w:t xml:space="preserve"> se o assistido for receber apenas passe. Caso ele </w:t>
-      </w:r>
-      <w:r>
-        <w:rPr>
-          <w:lang w:val="pt-BR"/>
-        </w:rPr>
-        <w:t xml:space="preserve">necessite de </w:t>
-      </w:r>
-      <w:r>
-        <w:rPr>
-          <w:lang w:val="pt-BR"/>
-        </w:rPr>
-        <w:t>outra terapia, a solicitação do passe será gerada depois do primeiro atendimento.</w:t>
-      </w:r>
-    </w:p>
-    <w:p>
-      <w:pPr>
-        <w:pStyle w:val="ListParagraph"/>
-        <w:numPr>
-          <w:ilvl w:val="0"/>
-          <w:numId w:val="9"/>
-        </w:numPr>
-        <w:rPr>
-          <w:lang w:val="pt-BR"/>
-        </w:rPr>
-      </w:pPr>
-      <w:r>
-        <w:rPr>
-          <w:lang w:val="pt-BR"/>
-        </w:rPr>
-        <w:t>Registre a queixa ou motivo da visita.</w:t>
-      </w:r>
-    </w:p>
-    <w:p>
-      <w:pPr>
-        <w:pStyle w:val="ListParagraph"/>
-        <w:numPr>
-          <w:ilvl w:val="0"/>
-          <w:numId w:val="9"/>
-        </w:numPr>
-        <w:rPr>
-          <w:lang w:val="pt-BR"/>
-        </w:rPr>
-      </w:pPr>
-      <w:r>
-        <w:rPr>
-          <w:lang w:val="pt-BR"/>
-        </w:rPr>
-        <w:t xml:space="preserve">Clique em </w:t>
-      </w:r>
-      <w:r>
-        <w:rPr>
-          <w:b/>
-          <w:bCs/>
-          <w:lang w:val="pt-BR"/>
-        </w:rPr>
-        <w:t>Confirmar e Enviar para Fila</w:t>
-      </w:r>
-      <w:r>
-        <w:rPr>
-          <w:lang w:val="pt-BR"/>
-        </w:rPr>
-        <w:t>.</w:t>
-      </w:r>
-    </w:p>
-    <w:p>
-      <w:pPr>
-        <w:rPr>
-          <w:lang w:val="pt-BR"/>
-        </w:rPr>
-      </w:pPr>
-      <w:r>
-        <w:rPr>
-          <w:lang w:val="pt-BR"/>
-        </w:rPr>
-        <w:t>Importante:</w:t>
-      </w:r>
-    </w:p>
-    <w:p>
-      <w:pPr>
-        <w:pStyle w:val="ListParagraph"/>
-        <w:numPr>
-          <w:ilvl w:val="0"/>
-          <w:numId w:val="10"/>
-        </w:numPr>
-        <w:rPr>
-          <w:lang w:val="pt-BR"/>
-        </w:rPr>
-      </w:pPr>
-      <w:r>
-        <w:rPr>
-          <w:lang w:val="pt-BR"/>
-        </w:rPr>
-        <w:t>a tela de recepção</w:t>
-      </w:r>
-      <w:r>
-        <w:rPr>
-          <w:b/>
-          <w:bCs/>
-          <w:lang w:val="pt-BR"/>
-        </w:rPr>
-        <w:t xml:space="preserve"> </w:t>
-      </w:r>
-      <w:r>
-        <w:rPr>
-          <w:lang w:val="pt-BR"/>
-        </w:rPr>
-        <w:t>n</w:t>
-      </w:r>
-      <w:r>
-        <w:rPr>
-          <w:lang w:val="pt-BR"/>
-        </w:rPr>
-        <w:t>ã</w:t>
-      </w:r>
-      <w:r>
-        <w:rPr>
-          <w:lang w:val="pt-BR"/>
-        </w:rPr>
-        <w:t>o mostra apometria</w:t>
-      </w:r>
-      <w:r>
-        <w:rPr>
-          <w:lang w:val="pt-BR"/>
-        </w:rPr>
-        <w:t>, pois o atendimento de apometria tem um formulario separado</w:t>
-      </w:r>
-    </w:p>
-    <w:p>
-      <w:pPr>
-        <w:pStyle w:val="ListParagraph"/>
-        <w:numPr>
-          <w:ilvl w:val="0"/>
-          <w:numId w:val="10"/>
-        </w:numPr>
-        <w:rPr>
-          <w:lang w:val="pt-BR"/>
-        </w:rPr>
-      </w:pPr>
-      <w:r>
-        <w:rPr>
-          <w:lang w:val="pt-BR"/>
-        </w:rPr>
-        <w:t>o assistido precisa j</w:t>
-      </w:r>
-      <w:r>
-        <w:rPr>
-          <w:lang w:val="pt-BR"/>
-        </w:rPr>
-        <w:t>á</w:t>
-      </w:r>
-      <w:r>
-        <w:rPr>
-          <w:lang w:val="pt-BR"/>
-        </w:rPr>
-        <w:t xml:space="preserve"> estar cadastrado para ser localizado pelo CPF</w:t>
-      </w:r>
-      <w:r>
-        <w:rPr>
-          <w:lang w:val="pt-BR"/>
-        </w:rPr>
-        <w:t>, caso contrário cadastre o usuário</w:t>
-      </w:r>
-      <w:r>
-        <w:rPr>
-          <w:lang w:val="pt-BR"/>
-        </w:rPr>
-        <w:t xml:space="preserve"> antes de solicitar as terapias complementares</w:t>
-      </w:r>
-      <w:r>
-        <w:rPr>
-          <w:lang w:val="pt-BR"/>
-        </w:rPr>
-        <w:t>.</w:t>
-      </w:r>
-    </w:p>
-    <w:p>
-      <w:pPr>
-        <w:pStyle w:val="ListParagraph"/>
-        <w:numPr>
-          <w:ilvl w:val="0"/>
-          <w:numId w:val="10"/>
-        </w:numPr>
-        <w:rPr>
-          <w:lang w:val="pt-BR"/>
-        </w:rPr>
-      </w:pPr>
-      <w:r>
-        <w:rPr>
-          <w:lang w:val="pt-BR"/>
-        </w:rPr>
-        <w:t>cada terapia selecionada gera uma entrada na fila</w:t>
-      </w:r>
-    </w:p>
-    <w:p>
-      <w:pPr>
-        <w:pStyle w:val="Heading1"/>
-        <w:rPr>
-          <w:lang w:val="pt-BR"/>
-        </w:rPr>
-      </w:pPr>
-      <w:bookmarkStart w:id="5" w:name="_Toc227433900"/>
-      <w:r>
-        <w:rPr>
-          <w:lang w:val="pt-BR"/>
-        </w:rPr>
-        <w:t>Fila de atendimento</w:t>
-      </w:r>
-      <w:bookmarkEnd w:id="5"/>
-    </w:p>
-    <w:p>
-      <w:pPr>
-        <w:rPr>
-          <w:lang w:val="pt-BR"/>
-        </w:rPr>
-      </w:pPr>
-      <w:r>
-        <w:rPr>
-          <w:lang w:val="pt-BR"/>
-        </w:rPr>
-        <w:t xml:space="preserve">Use Fila de Atendimento para acompanhar quem chegou e </w:t>
-      </w:r>
-      <w:r>
-        <w:rPr>
-          <w:lang w:val="pt-BR"/>
-        </w:rPr>
-        <w:t>a posição na fila de</w:t>
-      </w:r>
-      <w:r>
-        <w:rPr>
-          <w:lang w:val="pt-BR"/>
-        </w:rPr>
-        <w:t xml:space="preserve"> cada </w:t>
-      </w:r>
-      <w:r>
-        <w:rPr>
-          <w:lang w:val="pt-BR"/>
-        </w:rPr>
-        <w:t>s</w:t>
-      </w:r>
-      <w:r>
-        <w:rPr>
-          <w:lang w:val="pt-BR"/>
-        </w:rPr>
-        <w:t>olicitaçã</w:t>
-      </w:r>
-      <w:r>
-        <w:rPr>
-          <w:lang w:val="pt-BR"/>
-        </w:rPr>
-        <w:t>o</w:t>
-      </w:r>
-      <w:r>
-        <w:rPr>
-          <w:lang w:val="pt-BR"/>
-        </w:rPr>
-        <w:t>.</w:t>
-      </w:r>
-    </w:p>
-    <w:p>
-      <w:pPr>
-        <w:rPr>
-          <w:lang w:val="pt-BR"/>
-        </w:rPr>
-      </w:pPr>
-      <w:r>
-        <w:rPr>
-          <w:lang w:val="pt-BR"/>
-        </w:rPr>
-        <w:t>Na tabela voce v</w:t>
-      </w:r>
-      <w:r>
-        <w:rPr>
-          <w:lang w:val="pt-BR"/>
-        </w:rPr>
-        <w:t>ê</w:t>
-      </w:r>
-      <w:r>
-        <w:rPr>
-          <w:lang w:val="pt-BR"/>
-        </w:rPr>
-        <w:t>:</w:t>
-      </w:r>
-    </w:p>
-    <w:p>
-      <w:pPr>
-        <w:pStyle w:val="ListParagraph"/>
-        <w:numPr>
-          <w:ilvl w:val="0"/>
-          <w:numId w:val="11"/>
-        </w:numPr>
-        <w:rPr>
-          <w:lang w:val="pt-BR"/>
-        </w:rPr>
-      </w:pPr>
-      <w:r>
-        <w:rPr>
-          <w:lang w:val="pt-BR"/>
-        </w:rPr>
-        <w:t>nome</w:t>
-      </w:r>
-    </w:p>
-    <w:p>
-      <w:pPr>
-        <w:pStyle w:val="ListParagraph"/>
-        <w:numPr>
-          <w:ilvl w:val="0"/>
-          <w:numId w:val="11"/>
-        </w:numPr>
-        <w:rPr>
-          <w:lang w:val="pt-BR"/>
-        </w:rPr>
-      </w:pPr>
-      <w:r>
-        <w:rPr>
-          <w:lang w:val="pt-BR"/>
-        </w:rPr>
-        <w:t>etapa informada no cadastro</w:t>
-      </w:r>
-      <w:r>
-        <w:rPr>
-          <w:lang w:val="pt-BR"/>
-        </w:rPr>
-        <w:t xml:space="preserve"> (sendo atendido pela n</w:t>
-      </w:r>
-      <w:r>
-        <w:rPr>
-          <w:vertAlign w:val="superscript"/>
-          <w:lang w:val="pt-BR"/>
-        </w:rPr>
-        <w:t>a</w:t>
-      </w:r>
-      <w:r>
-        <w:rPr>
-          <w:lang w:val="pt-BR"/>
-        </w:rPr>
-        <w:t xml:space="preserve"> vez ou a origem da solicitação de passe)</w:t>
-      </w:r>
-    </w:p>
-    <w:p>
-      <w:pPr>
-        <w:pStyle w:val="ListParagraph"/>
-        <w:numPr>
-          <w:ilvl w:val="0"/>
-          <w:numId w:val="11"/>
-        </w:numPr>
-        <w:rPr>
-          <w:lang w:val="pt-BR"/>
-        </w:rPr>
-      </w:pPr>
-      <w:r>
-        <w:rPr>
-          <w:lang w:val="pt-BR"/>
-        </w:rPr>
-        <w:t>terapia</w:t>
-      </w:r>
-    </w:p>
-    <w:p>
-      <w:pPr>
-        <w:pStyle w:val="ListParagraph"/>
-        <w:numPr>
-          <w:ilvl w:val="0"/>
-          <w:numId w:val="11"/>
-        </w:numPr>
-        <w:rPr>
-          <w:lang w:val="pt-BR"/>
-        </w:rPr>
-      </w:pPr>
-      <w:r>
-        <w:rPr>
-          <w:lang w:val="pt-BR"/>
-        </w:rPr>
-        <w:t>status</w:t>
-      </w:r>
-    </w:p>
-    <w:p>
-      <w:pPr>
-        <w:pStyle w:val="ListParagraph"/>
-        <w:numPr>
-          <w:ilvl w:val="0"/>
-          <w:numId w:val="11"/>
-        </w:numPr>
-        <w:rPr>
-          <w:lang w:val="pt-BR"/>
-        </w:rPr>
-      </w:pPr>
-      <w:r>
-        <w:rPr>
-          <w:lang w:val="pt-BR"/>
-        </w:rPr>
-        <w:t>horario</w:t>
-      </w:r>
-    </w:p>
-    <w:p>
-      <w:pPr>
-        <w:pStyle w:val="ListParagraph"/>
-        <w:numPr>
-          <w:ilvl w:val="0"/>
-          <w:numId w:val="11"/>
-        </w:numPr>
-        <w:rPr>
-          <w:lang w:val="pt-BR"/>
-        </w:rPr>
-      </w:pPr>
-      <w:r>
-        <w:rPr>
-          <w:lang w:val="pt-BR"/>
-        </w:rPr>
-        <w:t>ações</w:t>
-      </w:r>
-    </w:p>
-    <w:p>
-      <w:pPr>
-        <w:rPr>
-          <w:lang w:val="pt-BR"/>
-        </w:rPr>
-      </w:pPr>
-      <w:r>
-        <w:rPr>
-          <w:lang w:val="pt-BR"/>
-        </w:rPr>
-        <w:t>Status mais comuns:</w:t>
-      </w:r>
-    </w:p>
-    <w:p>
-      <w:pPr>
-        <w:pStyle w:val="ListParagraph"/>
-        <w:numPr>
-          <w:ilvl w:val="0"/>
-          <w:numId w:val="12"/>
-        </w:numPr>
-        <w:rPr>
-          <w:lang w:val="pt-BR"/>
-        </w:rPr>
-      </w:pPr>
-      <w:r>
-        <w:rPr>
-          <w:lang w:val="pt-BR"/>
-        </w:rPr>
-        <w:t>Confirmado</w:t>
-      </w:r>
-    </w:p>
-    <w:p>
-      <w:pPr>
-        <w:pStyle w:val="ListParagraph"/>
-        <w:numPr>
-          <w:ilvl w:val="0"/>
-          <w:numId w:val="12"/>
-        </w:numPr>
-        <w:rPr>
-          <w:lang w:val="pt-BR"/>
-        </w:rPr>
-      </w:pPr>
-      <w:r>
-        <w:rPr>
-          <w:lang w:val="pt-BR"/>
-        </w:rPr>
-        <w:t>Espera</w:t>
-      </w:r>
-    </w:p>
-    <w:p>
-      <w:pPr>
-        <w:pStyle w:val="ListParagraph"/>
-        <w:numPr>
-          <w:ilvl w:val="0"/>
-          <w:numId w:val="12"/>
-        </w:numPr>
-        <w:rPr>
-          <w:lang w:val="pt-BR"/>
-        </w:rPr>
-      </w:pPr>
-      <w:r>
-        <w:rPr>
-          <w:lang w:val="pt-BR"/>
-        </w:rPr>
-        <w:t>Aguardando</w:t>
-      </w:r>
-    </w:p>
-    <w:p>
-      <w:pPr>
-        <w:pStyle w:val="ListParagraph"/>
-        <w:numPr>
-          <w:ilvl w:val="0"/>
-          <w:numId w:val="12"/>
-        </w:numPr>
-        <w:rPr>
-          <w:lang w:val="pt-BR"/>
-        </w:rPr>
-      </w:pPr>
-      <w:r>
-        <w:rPr>
-          <w:lang w:val="pt-BR"/>
-        </w:rPr>
-        <w:t>Em Atendimento</w:t>
-      </w:r>
-    </w:p>
-    <w:p>
-      <w:pPr>
-        <w:pStyle w:val="ListParagraph"/>
-        <w:numPr>
-          <w:ilvl w:val="0"/>
-          <w:numId w:val="12"/>
-        </w:numPr>
-        <w:rPr>
-          <w:lang w:val="pt-BR"/>
-        </w:rPr>
-      </w:pPr>
-      <w:r>
-        <w:rPr>
-          <w:lang w:val="pt-BR"/>
-        </w:rPr>
-        <w:t>Atendido</w:t>
-      </w:r>
-    </w:p>
-    <w:p>
-      <w:pPr>
-        <w:pStyle w:val="ListParagraph"/>
-        <w:numPr>
-          <w:ilvl w:val="0"/>
-          <w:numId w:val="12"/>
-        </w:numPr>
-        <w:rPr>
-          <w:lang w:val="pt-BR"/>
-        </w:rPr>
-      </w:pPr>
-      <w:r>
-        <w:rPr>
-          <w:lang w:val="pt-BR"/>
-        </w:rPr>
-        <w:t>Cancelado</w:t>
-      </w:r>
-    </w:p>
-    <w:p>
-      <w:pPr>
-        <w:rPr>
-          <w:lang w:val="pt-BR"/>
-        </w:rPr>
-      </w:pPr>
-      <w:r>
-        <w:rPr>
-          <w:lang w:val="pt-BR"/>
-        </w:rPr>
-        <w:t>A</w:t>
-      </w:r>
-      <w:r>
-        <w:rPr>
-          <w:lang w:val="pt-BR"/>
-        </w:rPr>
-        <w:t>çõ</w:t>
-      </w:r>
-      <w:r>
-        <w:rPr>
-          <w:lang w:val="pt-BR"/>
-        </w:rPr>
-        <w:t>es disponiveis:</w:t>
-      </w:r>
-    </w:p>
-    <w:p>
-      <w:pPr>
-        <w:pStyle w:val="ListParagraph"/>
-        <w:numPr>
-          <w:ilvl w:val="0"/>
-          <w:numId w:val="13"/>
-        </w:numPr>
-        <w:rPr>
-          <w:lang w:val="pt-BR"/>
-        </w:rPr>
-      </w:pPr>
-      <w:r>
-        <w:rPr>
-          <w:lang w:val="pt-BR"/>
-        </w:rPr>
-        <w:lastRenderedPageBreak/>
-        <w:t xml:space="preserve">Atender: muda o status para </w:t>
-      </w:r>
-      <w:r>
-        <w:rPr>
-          <w:b/>
-          <w:bCs/>
-          <w:lang w:val="pt-BR"/>
-        </w:rPr>
-        <w:t>Em Atendimento</w:t>
-      </w:r>
-    </w:p>
-    <w:p>
-      <w:pPr>
-        <w:pStyle w:val="ListParagraph"/>
-        <w:numPr>
-          <w:ilvl w:val="0"/>
-          <w:numId w:val="13"/>
-        </w:numPr>
-        <w:rPr>
-          <w:lang w:val="pt-BR"/>
-        </w:rPr>
-      </w:pPr>
-      <w:r>
-        <w:rPr>
-          <w:lang w:val="pt-BR"/>
-        </w:rPr>
-        <w:t xml:space="preserve">Cancelar: aparece </w:t>
-      </w:r>
-      <w:r>
-        <w:rPr>
-          <w:lang w:val="pt-BR"/>
-        </w:rPr>
-        <w:t xml:space="preserve">somente </w:t>
-      </w:r>
-      <w:r>
-        <w:rPr>
-          <w:lang w:val="pt-BR"/>
-        </w:rPr>
-        <w:t>para itens em espera</w:t>
-      </w:r>
-    </w:p>
-    <w:p>
-      <w:pPr>
-        <w:pStyle w:val="Heading1"/>
-        <w:rPr>
-          <w:lang w:val="pt-BR"/>
-        </w:rPr>
-      </w:pPr>
-      <w:bookmarkStart w:id="6" w:name="_Toc227433901"/>
-      <w:r>
-        <w:rPr>
-          <w:lang w:val="pt-BR"/>
-        </w:rPr>
-        <w:t>Registro do atendimento</w:t>
-      </w:r>
-      <w:bookmarkEnd w:id="6"/>
-    </w:p>
-    <w:p>
-      <w:pPr>
-        <w:rPr>
-          <w:lang w:val="pt-BR"/>
-        </w:rPr>
-      </w:pPr>
-      <w:r>
-        <w:rPr>
-          <w:lang w:val="pt-BR"/>
-        </w:rPr>
-        <w:t xml:space="preserve">Depois de chamar a pessoa na fila, abra a </w:t>
-      </w:r>
-      <w:r>
-        <w:rPr>
-          <w:lang w:val="pt-BR"/>
-        </w:rPr>
-        <w:t>á</w:t>
-      </w:r>
-      <w:r>
-        <w:rPr>
-          <w:lang w:val="pt-BR"/>
-        </w:rPr>
-        <w:t>rea Atendimento e escolha a terapia correta.</w:t>
-      </w:r>
-    </w:p>
-    <w:p>
-      <w:pPr>
-        <w:rPr>
-          <w:lang w:val="pt-BR"/>
-        </w:rPr>
-      </w:pPr>
-      <w:r>
-        <w:rPr>
-          <w:lang w:val="pt-BR"/>
-        </w:rPr>
-        <w:t>Fluxo padr</w:t>
-      </w:r>
-      <w:r>
-        <w:rPr>
-          <w:lang w:val="pt-BR"/>
-        </w:rPr>
-        <w:t>ã</w:t>
-      </w:r>
-      <w:r>
-        <w:rPr>
-          <w:lang w:val="pt-BR"/>
-        </w:rPr>
-        <w:t>o:</w:t>
-      </w:r>
-    </w:p>
-    <w:p>
-      <w:pPr>
-        <w:pStyle w:val="ListParagraph"/>
-        <w:numPr>
-          <w:ilvl w:val="0"/>
-          <w:numId w:val="15"/>
-        </w:numPr>
-        <w:rPr>
-          <w:lang w:val="pt-BR"/>
-        </w:rPr>
-      </w:pPr>
-      <w:r>
-        <w:rPr>
-          <w:lang w:val="pt-BR"/>
-        </w:rPr>
-        <w:t>Abra a tela da terapia.</w:t>
-      </w:r>
-    </w:p>
-    <w:p>
-      <w:pPr>
-        <w:pStyle w:val="ListParagraph"/>
-        <w:numPr>
-          <w:ilvl w:val="0"/>
-          <w:numId w:val="15"/>
-        </w:numPr>
-        <w:rPr>
-          <w:lang w:val="pt-BR"/>
-        </w:rPr>
-      </w:pPr>
-      <w:r>
-        <w:rPr>
-          <w:lang w:val="pt-BR"/>
-        </w:rPr>
-        <w:t>Digite o CPF do assistido</w:t>
-      </w:r>
-      <w:r>
-        <w:rPr>
-          <w:lang w:val="pt-BR"/>
-        </w:rPr>
-        <w:t>, aguarde as informações serem carregadas</w:t>
-      </w:r>
-    </w:p>
-    <w:p>
-      <w:pPr>
-        <w:pStyle w:val="ListParagraph"/>
-        <w:numPr>
-          <w:ilvl w:val="0"/>
-          <w:numId w:val="15"/>
-        </w:numPr>
-        <w:rPr>
-          <w:lang w:val="pt-BR"/>
-        </w:rPr>
-      </w:pPr>
-      <w:r>
-        <w:rPr>
-          <w:lang w:val="pt-BR"/>
-        </w:rPr>
-        <w:t xml:space="preserve">Confira se o nome </w:t>
-      </w:r>
-      <w:r>
-        <w:rPr>
-          <w:lang w:val="pt-BR"/>
-        </w:rPr>
-        <w:t>do assistido</w:t>
-      </w:r>
-      <w:r>
-        <w:rPr>
-          <w:lang w:val="pt-BR"/>
-        </w:rPr>
-        <w:t>.</w:t>
-      </w:r>
-    </w:p>
-    <w:p>
-      <w:pPr>
-        <w:pStyle w:val="ListParagraph"/>
-        <w:numPr>
-          <w:ilvl w:val="0"/>
-          <w:numId w:val="15"/>
-        </w:numPr>
-        <w:rPr>
-          <w:lang w:val="pt-BR"/>
-        </w:rPr>
-      </w:pPr>
-      <w:r>
-        <w:rPr>
-          <w:lang w:val="pt-BR"/>
-        </w:rPr>
-        <w:t>Informe o nome do terapeuta respons</w:t>
-      </w:r>
-      <w:r>
-        <w:rPr>
-          <w:lang w:val="pt-BR"/>
-        </w:rPr>
-        <w:t>á</w:t>
-      </w:r>
-      <w:r>
-        <w:rPr>
-          <w:lang w:val="pt-BR"/>
-        </w:rPr>
-        <w:t>vel.</w:t>
-      </w:r>
-    </w:p>
-    <w:p>
-      <w:pPr>
-        <w:pStyle w:val="ListParagraph"/>
-        <w:numPr>
-          <w:ilvl w:val="0"/>
-          <w:numId w:val="15"/>
-        </w:numPr>
-        <w:rPr>
-          <w:lang w:val="pt-BR"/>
-        </w:rPr>
-      </w:pPr>
-      <w:r>
-        <w:rPr>
-          <w:lang w:val="pt-BR"/>
-        </w:rPr>
-        <w:t>Caso o campo</w:t>
-      </w:r>
-      <w:r>
-        <w:rPr>
-          <w:lang w:val="pt-BR"/>
-        </w:rPr>
-        <w:t xml:space="preserve"> observa</w:t>
-      </w:r>
-      <w:r>
-        <w:rPr>
-          <w:lang w:val="pt-BR"/>
-        </w:rPr>
-        <w:t>çõ</w:t>
-      </w:r>
-      <w:r>
-        <w:rPr>
-          <w:lang w:val="pt-BR"/>
-        </w:rPr>
-        <w:t>es</w:t>
-      </w:r>
-      <w:r>
-        <w:rPr>
-          <w:lang w:val="pt-BR"/>
-        </w:rPr>
-        <w:t xml:space="preserve"> estiver disponível, informe os tratamentos recomendados</w:t>
-      </w:r>
-      <w:r>
-        <w:rPr>
-          <w:lang w:val="pt-BR"/>
-        </w:rPr>
-        <w:t>.</w:t>
-      </w:r>
-    </w:p>
-    <w:p>
-      <w:pPr>
-        <w:pStyle w:val="ListParagraph"/>
-        <w:numPr>
-          <w:ilvl w:val="0"/>
-          <w:numId w:val="15"/>
-        </w:numPr>
-        <w:rPr>
-          <w:lang w:val="pt-BR"/>
-        </w:rPr>
-      </w:pPr>
-      <w:r>
-        <w:rPr>
-          <w:lang w:val="pt-BR"/>
-        </w:rPr>
-        <w:t>Finalize o atendimento.</w:t>
-      </w:r>
-    </w:p>
-    <w:p>
-      <w:pPr>
-        <w:rPr>
-          <w:lang w:val="pt-BR"/>
-        </w:rPr>
-      </w:pPr>
-      <w:r>
-        <w:rPr>
-          <w:lang w:val="pt-BR"/>
-        </w:rPr>
-        <w:t xml:space="preserve">O sistema </w:t>
-      </w:r>
-      <w:r>
-        <w:rPr>
-          <w:lang w:val="pt-BR"/>
-        </w:rPr>
-        <w:t>irá</w:t>
-      </w:r>
-      <w:r>
-        <w:rPr>
-          <w:lang w:val="pt-BR"/>
-        </w:rPr>
-        <w:t>:</w:t>
-      </w:r>
-    </w:p>
-    <w:p>
-      <w:pPr>
-        <w:pStyle w:val="ListParagraph"/>
-        <w:numPr>
-          <w:ilvl w:val="0"/>
-          <w:numId w:val="16"/>
-        </w:numPr>
-        <w:rPr>
-          <w:lang w:val="pt-BR"/>
-        </w:rPr>
-      </w:pPr>
-      <w:r>
-        <w:rPr>
-          <w:lang w:val="pt-BR"/>
-        </w:rPr>
-        <w:t>carregar o historico do mesmo tipo de terapia</w:t>
-      </w:r>
-      <w:r>
-        <w:rPr>
-          <w:lang w:val="pt-BR"/>
-        </w:rPr>
-        <w:t xml:space="preserve"> para </w:t>
-      </w:r>
-      <w:r>
-        <w:rPr>
-          <w:lang w:val="pt-BR"/>
-        </w:rPr>
-        <w:t>visualizar a</w:t>
-      </w:r>
-      <w:r>
-        <w:rPr>
-          <w:lang w:val="pt-BR"/>
-        </w:rPr>
-        <w:t xml:space="preserve"> evolução do tratamento</w:t>
-      </w:r>
-    </w:p>
-    <w:p>
-      <w:pPr>
-        <w:pStyle w:val="ListParagraph"/>
-        <w:numPr>
-          <w:ilvl w:val="0"/>
-          <w:numId w:val="16"/>
-        </w:numPr>
-        <w:rPr>
-          <w:lang w:val="pt-BR"/>
-        </w:rPr>
-      </w:pPr>
-      <w:r>
-        <w:rPr>
-          <w:lang w:val="pt-BR"/>
-        </w:rPr>
-        <w:t>trazer a queixa atual para ajudar no preenchimento</w:t>
-      </w:r>
-      <w:r>
-        <w:rPr>
-          <w:lang w:val="pt-BR"/>
-        </w:rPr>
-        <w:t xml:space="preserve"> (apenas para apometria, mãos sem fronteiras e homeopatia)</w:t>
-      </w:r>
-    </w:p>
-    <w:p>
-      <w:pPr>
-        <w:pStyle w:val="ListParagraph"/>
-        <w:numPr>
-          <w:ilvl w:val="0"/>
-          <w:numId w:val="16"/>
-        </w:numPr>
-        <w:rPr>
-          <w:lang w:val="pt-BR"/>
-        </w:rPr>
-      </w:pPr>
-      <w:r>
-        <w:rPr>
-          <w:lang w:val="pt-BR"/>
-        </w:rPr>
-        <w:t xml:space="preserve">marcar a </w:t>
-      </w:r>
-      <w:r>
-        <w:rPr>
-          <w:lang w:val="pt-BR"/>
-        </w:rPr>
-        <w:t>s</w:t>
-      </w:r>
-      <w:r>
-        <w:rPr>
-          <w:lang w:val="pt-BR"/>
-        </w:rPr>
-        <w:t>olicitação do dia como Atendido</w:t>
-      </w:r>
-    </w:p>
-    <w:p>
-      <w:pPr>
-        <w:pStyle w:val="ListParagraph"/>
-        <w:numPr>
-          <w:ilvl w:val="0"/>
-          <w:numId w:val="16"/>
-        </w:numPr>
-        <w:rPr>
-          <w:lang w:val="pt-BR"/>
-        </w:rPr>
-      </w:pPr>
-      <w:r>
-        <w:rPr>
-          <w:lang w:val="pt-BR"/>
-        </w:rPr>
-        <w:t xml:space="preserve">gerar automaticamente um passe ao final, </w:t>
-      </w:r>
-      <w:r>
-        <w:rPr>
-          <w:lang w:val="pt-BR"/>
-        </w:rPr>
-        <w:t>exceto no caso de atendimento mãos sem fronteiras.</w:t>
-      </w:r>
-      <w:r>
-        <w:rPr>
-          <w:lang w:val="pt-BR"/>
-        </w:rPr>
-        <w:t xml:space="preserve"> Caso o assistido passar por mais que uma terapia, o passe será solicitado após o primeiro atendimento.</w:t>
-      </w:r>
-    </w:p>
-    <w:p>
-      <w:pPr>
-        <w:pStyle w:val="Heading1"/>
-        <w:rPr>
-          <w:lang w:val="pt-BR"/>
-        </w:rPr>
-      </w:pPr>
-      <w:bookmarkStart w:id="7" w:name="_Toc227433902"/>
-      <w:r>
-        <w:rPr>
-          <w:lang w:val="pt-BR"/>
-        </w:rPr>
-        <w:t>Volunt</w:t>
-      </w:r>
-      <w:r>
-        <w:rPr>
-          <w:lang w:val="pt-BR"/>
-        </w:rPr>
-        <w:t>á</w:t>
-      </w:r>
-      <w:r>
-        <w:rPr>
-          <w:lang w:val="pt-BR"/>
-        </w:rPr>
-        <w:t>rios</w:t>
-      </w:r>
-      <w:bookmarkEnd w:id="7"/>
-    </w:p>
-    <w:p>
-      <w:pPr>
-        <w:rPr>
-          <w:lang w:val="pt-BR"/>
-        </w:rPr>
-      </w:pPr>
-      <w:r>
-        <w:rPr>
-          <w:lang w:val="pt-BR"/>
-        </w:rPr>
-        <w:t>No menu Volunt</w:t>
-      </w:r>
-      <w:r>
-        <w:rPr>
-          <w:lang w:val="pt-BR"/>
-        </w:rPr>
-        <w:t>á</w:t>
-      </w:r>
-      <w:r>
-        <w:rPr>
-          <w:lang w:val="pt-BR"/>
-        </w:rPr>
-        <w:t>rios, voce pode:</w:t>
-      </w:r>
-    </w:p>
-    <w:p>
-      <w:pPr>
-        <w:pStyle w:val="ListParagraph"/>
-        <w:numPr>
-          <w:ilvl w:val="0"/>
-          <w:numId w:val="17"/>
-        </w:numPr>
-        <w:rPr>
-          <w:lang w:val="pt-BR"/>
-        </w:rPr>
-      </w:pPr>
-      <w:r>
-        <w:rPr>
-          <w:lang w:val="pt-BR"/>
-        </w:rPr>
-        <w:t xml:space="preserve">cadastrar </w:t>
-      </w:r>
-      <w:r>
-        <w:rPr>
-          <w:lang w:val="pt-BR"/>
-        </w:rPr>
-        <w:t xml:space="preserve">novos </w:t>
-      </w:r>
-      <w:r>
-        <w:rPr>
-          <w:lang w:val="pt-BR"/>
-        </w:rPr>
-        <w:t>volunt</w:t>
-      </w:r>
-      <w:r>
-        <w:rPr>
-          <w:lang w:val="pt-BR"/>
-        </w:rPr>
-        <w:t>á</w:t>
-      </w:r>
-      <w:r>
-        <w:rPr>
-          <w:lang w:val="pt-BR"/>
-        </w:rPr>
-        <w:t>rios</w:t>
-      </w:r>
-      <w:r>
-        <w:rPr>
-          <w:lang w:val="pt-BR"/>
-        </w:rPr>
-        <w:t xml:space="preserve"> ou atualizar um cadastro existente</w:t>
-      </w:r>
-    </w:p>
-    <w:p>
-      <w:pPr>
-        <w:pStyle w:val="ListParagraph"/>
-        <w:numPr>
-          <w:ilvl w:val="0"/>
-          <w:numId w:val="17"/>
-        </w:numPr>
-        <w:rPr>
-          <w:lang w:val="pt-BR"/>
-        </w:rPr>
-      </w:pPr>
-      <w:r>
-        <w:rPr>
-          <w:lang w:val="pt-BR"/>
-        </w:rPr>
-        <w:t>consultar lista de volunt</w:t>
-      </w:r>
-      <w:r>
-        <w:rPr>
-          <w:lang w:val="pt-BR"/>
-        </w:rPr>
-        <w:t>á</w:t>
-      </w:r>
-      <w:r>
-        <w:rPr>
-          <w:lang w:val="pt-BR"/>
-        </w:rPr>
-        <w:t>rios</w:t>
-      </w:r>
-      <w:r>
-        <w:rPr>
-          <w:lang w:val="pt-BR"/>
-        </w:rPr>
-        <w:t xml:space="preserve"> e seus ultimos atendimentos</w:t>
-      </w:r>
-    </w:p>
-    <w:p>
-      <w:pPr>
-        <w:pStyle w:val="ListParagraph"/>
-        <w:numPr>
-          <w:ilvl w:val="0"/>
-          <w:numId w:val="17"/>
-        </w:numPr>
-        <w:rPr>
-          <w:lang w:val="pt-BR"/>
-        </w:rPr>
-      </w:pPr>
-      <w:r>
-        <w:rPr>
-          <w:lang w:val="pt-BR"/>
-        </w:rPr>
-        <w:t>listar os</w:t>
-      </w:r>
-      <w:r>
-        <w:rPr>
-          <w:lang w:val="pt-BR"/>
-        </w:rPr>
-        <w:t xml:space="preserve"> volunt</w:t>
-      </w:r>
-      <w:r>
-        <w:rPr>
-          <w:lang w:val="pt-BR"/>
-        </w:rPr>
-        <w:t>á</w:t>
-      </w:r>
-      <w:r>
-        <w:rPr>
-          <w:lang w:val="pt-BR"/>
-        </w:rPr>
-        <w:t xml:space="preserve">rios sem atendimento </w:t>
-      </w:r>
-      <w:r>
-        <w:rPr>
-          <w:lang w:val="pt-BR"/>
-        </w:rPr>
-        <w:t>nos ultimos 90 dias</w:t>
-      </w:r>
-    </w:p>
-    <w:p>
-      <w:pPr>
-        <w:pStyle w:val="ListParagraph"/>
-        <w:numPr>
-          <w:ilvl w:val="0"/>
-          <w:numId w:val="17"/>
-        </w:numPr>
-        <w:rPr>
-          <w:lang w:val="pt-BR"/>
-        </w:rPr>
-      </w:pPr>
-      <w:r>
-        <w:rPr>
-          <w:lang w:val="pt-BR"/>
-        </w:rPr>
-        <w:t xml:space="preserve">visualizar </w:t>
-      </w:r>
-      <w:r>
-        <w:rPr>
-          <w:lang w:val="pt-BR"/>
-        </w:rPr>
-        <w:t xml:space="preserve">a </w:t>
-      </w:r>
-      <w:r>
-        <w:rPr>
-          <w:lang w:val="pt-BR"/>
-        </w:rPr>
-        <w:t>escala com filtros</w:t>
-      </w:r>
-    </w:p>
-    <w:p>
-      <w:pPr>
-        <w:rPr>
-          <w:lang w:val="pt-BR"/>
-        </w:rPr>
-      </w:pPr>
-      <w:r>
-        <w:rPr>
-          <w:lang w:val="pt-BR"/>
-        </w:rPr>
-        <w:t>No cadastro de voluntarios, registre:</w:t>
-      </w:r>
-    </w:p>
-    <w:p>
-      <w:pPr>
-        <w:pStyle w:val="ListParagraph"/>
-        <w:numPr>
-          <w:ilvl w:val="0"/>
-          <w:numId w:val="18"/>
-        </w:numPr>
-        <w:rPr>
-          <w:lang w:val="pt-BR"/>
-        </w:rPr>
-      </w:pPr>
-      <w:r>
-        <w:rPr>
-          <w:lang w:val="pt-BR"/>
-        </w:rPr>
-        <w:t>CPF</w:t>
-      </w:r>
-    </w:p>
-    <w:p>
-      <w:pPr>
-        <w:pStyle w:val="ListParagraph"/>
-        <w:numPr>
-          <w:ilvl w:val="0"/>
-          <w:numId w:val="18"/>
-        </w:numPr>
-        <w:rPr>
-          <w:lang w:val="pt-BR"/>
-        </w:rPr>
-      </w:pPr>
-      <w:r>
-        <w:rPr>
-          <w:lang w:val="pt-BR"/>
-        </w:rPr>
-        <w:t>nome</w:t>
-      </w:r>
-    </w:p>
-    <w:p>
-      <w:pPr>
-        <w:pStyle w:val="ListParagraph"/>
-        <w:numPr>
-          <w:ilvl w:val="0"/>
-          <w:numId w:val="18"/>
-        </w:numPr>
-        <w:rPr>
-          <w:lang w:val="pt-BR"/>
-        </w:rPr>
-      </w:pPr>
-      <w:r>
-        <w:rPr>
-          <w:lang w:val="pt-BR"/>
-        </w:rPr>
-        <w:lastRenderedPageBreak/>
-        <w:t>contato</w:t>
-      </w:r>
-    </w:p>
-    <w:p>
-      <w:pPr>
-        <w:pStyle w:val="ListParagraph"/>
-        <w:numPr>
-          <w:ilvl w:val="0"/>
-          <w:numId w:val="18"/>
-        </w:numPr>
-        <w:rPr>
-          <w:lang w:val="pt-BR"/>
-        </w:rPr>
-      </w:pPr>
-      <w:r>
-        <w:rPr>
-          <w:lang w:val="pt-BR"/>
-        </w:rPr>
-        <w:t>mediunidade</w:t>
-      </w:r>
-    </w:p>
-    <w:p>
-      <w:pPr>
-        <w:pStyle w:val="ListParagraph"/>
-        <w:numPr>
-          <w:ilvl w:val="0"/>
-          <w:numId w:val="18"/>
-        </w:numPr>
-        <w:rPr>
-          <w:lang w:val="pt-BR"/>
-        </w:rPr>
-      </w:pPr>
-      <w:r>
-        <w:rPr>
-          <w:lang w:val="pt-BR"/>
-        </w:rPr>
-        <w:t>disponibilidade por terapia e por dia</w:t>
-      </w:r>
-    </w:p>
-    <w:p>
-      <w:pPr>
-        <w:pStyle w:val="Heading1"/>
-        <w:rPr>
-          <w:lang w:val="pt-BR"/>
-        </w:rPr>
-      </w:pPr>
-      <w:bookmarkStart w:id="8" w:name="_Toc227433903"/>
-      <w:r>
-        <w:rPr>
-          <w:lang w:val="pt-BR"/>
-        </w:rPr>
-        <w:t>Assistidos e relat</w:t>
-      </w:r>
-      <w:r>
-        <w:rPr>
-          <w:lang w:val="pt-BR"/>
-        </w:rPr>
-        <w:t>ó</w:t>
-      </w:r>
-      <w:r>
-        <w:rPr>
-          <w:lang w:val="pt-BR"/>
-        </w:rPr>
-        <w:t>rios</w:t>
-      </w:r>
-      <w:bookmarkEnd w:id="8"/>
-    </w:p>
-    <w:p>
-      <w:pPr>
-        <w:rPr>
-          <w:lang w:val="pt-BR"/>
-        </w:rPr>
-      </w:pPr>
-      <w:r>
-        <w:rPr>
-          <w:lang w:val="pt-BR"/>
-        </w:rPr>
-        <w:t>No menu Assistidos, voce encontra:</w:t>
-      </w:r>
-    </w:p>
-    <w:p>
-      <w:pPr>
-        <w:pStyle w:val="ListParagraph"/>
-        <w:numPr>
-          <w:ilvl w:val="0"/>
-          <w:numId w:val="19"/>
-        </w:numPr>
-        <w:rPr>
-          <w:lang w:val="pt-BR"/>
-        </w:rPr>
-      </w:pPr>
-      <w:r>
-        <w:rPr>
-          <w:lang w:val="pt-BR"/>
-        </w:rPr>
-        <w:t>Atendimentos de Hoje</w:t>
-      </w:r>
-    </w:p>
-    <w:p>
-      <w:pPr>
-        <w:pStyle w:val="ListParagraph"/>
-        <w:numPr>
-          <w:ilvl w:val="0"/>
-          <w:numId w:val="19"/>
-        </w:numPr>
-        <w:rPr>
-          <w:lang w:val="pt-BR"/>
-        </w:rPr>
-      </w:pPr>
-      <w:r>
-        <w:rPr>
-          <w:lang w:val="pt-BR"/>
-        </w:rPr>
-        <w:t>Apometria Inativos</w:t>
-      </w:r>
-    </w:p>
-    <w:p>
-      <w:pPr>
-        <w:pStyle w:val="ListParagraph"/>
-        <w:numPr>
-          <w:ilvl w:val="0"/>
-          <w:numId w:val="19"/>
-        </w:numPr>
-        <w:rPr>
-          <w:lang w:val="pt-BR"/>
-        </w:rPr>
-      </w:pPr>
-      <w:r>
-        <w:rPr>
-          <w:lang w:val="pt-BR"/>
-        </w:rPr>
-        <w:t>Lista de todos os Assistidos</w:t>
-      </w:r>
-    </w:p>
-    <w:p>
-      <w:pPr>
-        <w:rPr>
-          <w:lang w:val="pt-BR"/>
-        </w:rPr>
-      </w:pPr>
-      <w:r>
-        <w:rPr>
-          <w:lang w:val="pt-BR"/>
-        </w:rPr>
-        <w:t>Essas telas ajudam a responder perguntas como:</w:t>
-      </w:r>
-    </w:p>
-    <w:p>
-      <w:pPr>
-        <w:pStyle w:val="ListParagraph"/>
-        <w:numPr>
-          <w:ilvl w:val="0"/>
-          <w:numId w:val="20"/>
-        </w:numPr>
-        <w:rPr>
-          <w:lang w:val="pt-BR"/>
-        </w:rPr>
-      </w:pPr>
-      <w:r>
-        <w:rPr>
-          <w:lang w:val="pt-BR"/>
-        </w:rPr>
-        <w:t>quem foi atendido hoje</w:t>
-      </w:r>
-    </w:p>
-    <w:p>
-      <w:pPr>
-        <w:pStyle w:val="ListParagraph"/>
-        <w:numPr>
-          <w:ilvl w:val="0"/>
-          <w:numId w:val="20"/>
-        </w:numPr>
-        <w:rPr>
-          <w:lang w:val="pt-BR"/>
-        </w:rPr>
-      </w:pPr>
-      <w:r>
-        <w:rPr>
-          <w:lang w:val="pt-BR"/>
-        </w:rPr>
-        <w:t xml:space="preserve">quem </w:t>
-      </w:r>
-      <w:r>
-        <w:rPr>
-          <w:lang w:val="pt-BR"/>
-        </w:rPr>
-        <w:t>recebeu um atendimento apometrico, passe e nenhum outro atendimento.</w:t>
-      </w:r>
-    </w:p>
-    <w:p>
-      <w:pPr>
-        <w:pStyle w:val="ListParagraph"/>
-        <w:numPr>
-          <w:ilvl w:val="0"/>
-          <w:numId w:val="20"/>
-        </w:numPr>
-        <w:rPr>
-          <w:lang w:val="pt-BR"/>
-        </w:rPr>
-      </w:pPr>
-      <w:r>
-        <w:rPr>
-          <w:lang w:val="pt-BR"/>
-        </w:rPr>
-        <w:t>quais assistidos j</w:t>
-      </w:r>
-      <w:r>
-        <w:rPr>
-          <w:lang w:val="pt-BR"/>
-        </w:rPr>
-        <w:t>á</w:t>
-      </w:r>
-      <w:r>
-        <w:rPr>
-          <w:lang w:val="pt-BR"/>
-        </w:rPr>
-        <w:t xml:space="preserve"> passaram pela casa</w:t>
-      </w:r>
-      <w:r>
-        <w:rPr>
-          <w:lang w:val="pt-BR"/>
-        </w:rPr>
-        <w:t xml:space="preserve"> e quais atendimentos receberam</w:t>
-      </w:r>
-    </w:p>
-    <w:p>
-      <w:pPr>
-        <w:pStyle w:val="Heading1"/>
-        <w:rPr>
-          <w:lang w:val="pt-BR"/>
-        </w:rPr>
-      </w:pPr>
-      <w:bookmarkStart w:id="9" w:name="_Toc227433904"/>
-      <w:r>
-        <w:rPr>
-          <w:lang w:val="pt-BR"/>
-        </w:rPr>
-        <w:t>Livraria</w:t>
-      </w:r>
-      <w:bookmarkEnd w:id="9"/>
-    </w:p>
-    <w:p>
-      <w:pPr>
-        <w:rPr>
-          <w:lang w:val="pt-BR"/>
-        </w:rPr>
-      </w:pPr>
-      <w:r>
-        <w:rPr>
-          <w:lang w:val="pt-BR"/>
-        </w:rPr>
-        <w:t>No menu</w:t>
-      </w:r>
-      <w:r>
-        <w:rPr>
-          <w:lang w:val="pt-BR"/>
-        </w:rPr>
-        <w:t xml:space="preserve"> </w:t>
-      </w:r>
-      <w:r>
-        <w:rPr>
-          <w:lang w:val="pt-BR"/>
-        </w:rPr>
-        <w:t>Livraria, voce pode:</w:t>
-      </w:r>
-    </w:p>
-    <w:p>
-      <w:pPr>
-        <w:pStyle w:val="ListParagraph"/>
-        <w:numPr>
-          <w:ilvl w:val="0"/>
-          <w:numId w:val="21"/>
-        </w:numPr>
-        <w:rPr>
-          <w:lang w:val="pt-BR"/>
-        </w:rPr>
-      </w:pPr>
-      <w:r>
-        <w:rPr>
-          <w:lang w:val="pt-BR"/>
-        </w:rPr>
-        <w:t>cadastrar livro</w:t>
-      </w:r>
-    </w:p>
-    <w:p>
-      <w:pPr>
-        <w:pStyle w:val="ListParagraph"/>
-        <w:numPr>
-          <w:ilvl w:val="0"/>
-          <w:numId w:val="21"/>
-        </w:numPr>
-        <w:rPr>
-          <w:lang w:val="pt-BR"/>
-        </w:rPr>
-      </w:pPr>
-      <w:r>
-        <w:rPr>
-          <w:lang w:val="pt-BR"/>
-        </w:rPr>
-        <w:t>editar dados do livro</w:t>
-      </w:r>
-    </w:p>
-    <w:p>
-      <w:pPr>
-        <w:pStyle w:val="ListParagraph"/>
-        <w:numPr>
-          <w:ilvl w:val="0"/>
-          <w:numId w:val="21"/>
-        </w:numPr>
-        <w:rPr>
-          <w:lang w:val="pt-BR"/>
-        </w:rPr>
-      </w:pPr>
-      <w:r>
-        <w:rPr>
-          <w:lang w:val="pt-BR"/>
-        </w:rPr>
-        <w:t>consultar estoque</w:t>
-      </w:r>
-    </w:p>
-    <w:p>
-      <w:pPr>
-        <w:pStyle w:val="ListParagraph"/>
-        <w:numPr>
-          <w:ilvl w:val="0"/>
-          <w:numId w:val="21"/>
-        </w:numPr>
-        <w:rPr>
-          <w:lang w:val="pt-BR"/>
-        </w:rPr>
-      </w:pPr>
-      <w:r>
-        <w:rPr>
-          <w:lang w:val="pt-BR"/>
-        </w:rPr>
-        <w:t xml:space="preserve">registrar </w:t>
-      </w:r>
-      <w:r>
-        <w:rPr>
-          <w:lang w:val="pt-BR"/>
-        </w:rPr>
-        <w:t xml:space="preserve">uma </w:t>
-      </w:r>
-      <w:r>
-        <w:rPr>
-          <w:lang w:val="pt-BR"/>
-        </w:rPr>
-        <w:t>venda</w:t>
-      </w:r>
-    </w:p>
-    <w:p>
-      <w:pPr>
-        <w:rPr>
-          <w:lang w:val="pt-BR"/>
-        </w:rPr>
-      </w:pPr>
-      <w:r>
-        <w:rPr>
-          <w:lang w:val="pt-BR"/>
-        </w:rPr>
-        <w:t xml:space="preserve">No formulario de cadastrar livros, depois de digitar o ISBN, o sistema automaticamente busca as informações </w:t>
-      </w:r>
-      <w:r>
-        <w:rPr>
-          <w:lang w:val="pt-BR"/>
-        </w:rPr>
-        <w:t>do banco de dados do ISBN, por exemplo,</w:t>
-      </w:r>
-      <w:r>
-        <w:rPr>
-          <w:lang w:val="pt-BR"/>
-        </w:rPr>
-        <w:t xml:space="preserve"> titulo, autor e editora.</w:t>
-      </w:r>
-    </w:p>
-    <w:p>
-      <w:pPr>
-        <w:rPr>
-          <w:lang w:val="pt-BR"/>
-        </w:rPr>
-      </w:pPr>
-      <w:r>
-        <w:rPr>
-          <w:lang w:val="pt-BR"/>
-        </w:rPr>
-        <w:t>O sistema está definido para a quantidade mínima de 2 unidades, que pode ser reduzido conforme a demanda de cada título</w:t>
-      </w:r>
-    </w:p>
-    <w:p>
-      <w:pPr>
-        <w:rPr>
-          <w:lang w:val="pt-BR"/>
-        </w:rPr>
-      </w:pPr>
-      <w:r>
-        <w:rPr>
-          <w:lang w:val="pt-BR"/>
-        </w:rPr>
-        <w:t>Na tela de estoque, o sistema mostra:</w:t>
-      </w:r>
-    </w:p>
-    <w:p>
-      <w:pPr>
-        <w:pStyle w:val="ListParagraph"/>
-        <w:numPr>
-          <w:ilvl w:val="0"/>
-          <w:numId w:val="21"/>
-        </w:numPr>
-        <w:rPr>
-          <w:lang w:val="pt-BR"/>
-        </w:rPr>
-      </w:pPr>
-      <w:r>
-        <w:rPr>
-          <w:lang w:val="pt-BR"/>
-        </w:rPr>
-        <w:t>quantidade atual</w:t>
-      </w:r>
-    </w:p>
-    <w:p>
-      <w:pPr>
-        <w:pStyle w:val="ListParagraph"/>
-        <w:numPr>
-          <w:ilvl w:val="0"/>
-          <w:numId w:val="21"/>
-        </w:numPr>
-        <w:rPr>
-          <w:lang w:val="pt-BR"/>
-        </w:rPr>
-      </w:pPr>
-      <w:r>
-        <w:rPr>
-          <w:lang w:val="pt-BR"/>
-        </w:rPr>
-        <w:t>estoque m</w:t>
-      </w:r>
-      <w:r>
-        <w:rPr>
-          <w:lang w:val="pt-BR"/>
-        </w:rPr>
-        <w:t>í</w:t>
-      </w:r>
-      <w:r>
-        <w:rPr>
-          <w:lang w:val="pt-BR"/>
-        </w:rPr>
-        <w:t>nimo</w:t>
-      </w:r>
-    </w:p>
-    <w:p>
-      <w:pPr>
-        <w:pStyle w:val="ListParagraph"/>
-        <w:numPr>
-          <w:ilvl w:val="0"/>
-          <w:numId w:val="21"/>
-        </w:numPr>
-        <w:rPr>
-          <w:lang w:val="pt-BR"/>
-        </w:rPr>
-      </w:pPr>
-      <w:r>
-        <w:rPr>
-          <w:lang w:val="pt-BR"/>
-        </w:rPr>
-        <w:t>giro por periodo</w:t>
-      </w:r>
-      <w:r>
-        <w:rPr>
-          <w:lang w:val="pt-BR"/>
-        </w:rPr>
-        <w:t xml:space="preserve"> 90, 180 e 365 dias</w:t>
-      </w:r>
-    </w:p>
-    <w:p>
-      <w:pPr>
-        <w:pStyle w:val="ListParagraph"/>
-        <w:numPr>
-          <w:ilvl w:val="0"/>
-          <w:numId w:val="21"/>
-        </w:numPr>
-        <w:rPr>
-          <w:lang w:val="pt-BR"/>
-        </w:rPr>
-      </w:pPr>
-      <w:r>
-        <w:rPr>
-          <w:lang w:val="pt-BR"/>
-        </w:rPr>
-        <w:t>top vendas do m</w:t>
-      </w:r>
-      <w:r>
-        <w:rPr>
-          <w:lang w:val="pt-BR"/>
-        </w:rPr>
-        <w:t>ê</w:t>
-      </w:r>
-      <w:r>
-        <w:rPr>
-          <w:lang w:val="pt-BR"/>
-        </w:rPr>
-        <w:t>s</w:t>
-      </w:r>
-    </w:p>
-    <w:p>
-      <w:pPr>
-        <w:pStyle w:val="ListParagraph"/>
-        <w:numPr>
-          <w:ilvl w:val="0"/>
-          <w:numId w:val="21"/>
-        </w:numPr>
-        <w:rPr>
-          <w:lang w:val="pt-BR"/>
-        </w:rPr>
-      </w:pPr>
-      <w:r>
-        <w:rPr>
-          <w:lang w:val="pt-BR"/>
-        </w:rPr>
-        <w:t>alertas de reposi</w:t>
-      </w:r>
-      <w:r>
-        <w:rPr>
-          <w:lang w:val="pt-BR"/>
-        </w:rPr>
-        <w:t>çã</w:t>
-      </w:r>
-      <w:r>
-        <w:rPr>
-          <w:lang w:val="pt-BR"/>
-        </w:rPr>
-        <w:t>o</w:t>
-      </w:r>
-      <w:r>
-        <w:rPr>
-          <w:lang w:val="pt-BR"/>
-        </w:rPr>
-        <w:t xml:space="preserve"> – livros com estoque mínimo ou abaixo</w:t>
-      </w:r>
-    </w:p>
-    <w:p>
-      <w:pPr>
-        <w:rPr>
-          <w:lang w:val="pt-BR"/>
-        </w:rPr>
-      </w:pPr>
-      <w:r>
-        <w:rPr>
-          <w:lang w:val="pt-BR"/>
-        </w:rPr>
-        <w:lastRenderedPageBreak/>
-        <w:t>As vendas devem ser registradas pelo formulário de estoque, a venda de uma unidade foi configurada como padrão, podendo ser alterada.</w:t>
-      </w:r>
-    </w:p>
-    <w:p>
-      <w:pPr>
-        <w:rPr>
-          <w:lang w:val="pt-BR"/>
-        </w:rPr>
-      </w:pPr>
-      <w:r>
-        <w:rPr>
-          <w:lang w:val="pt-BR"/>
-        </w:rPr>
-        <w:t xml:space="preserve">Na tela de estoque ainda temos a quantidade de livros vendidos nos ultimos 90, 180 e 365 dias, facilitando </w:t>
-      </w:r>
-      <w:r>
-        <w:rPr>
-          <w:lang w:val="pt-BR"/>
-        </w:rPr>
-        <w:t>a dec</w:t>
-      </w:r>
-      <w:r>
-        <w:rPr>
-          <w:lang w:val="pt-BR"/>
-        </w:rPr>
-        <w:t>i</w:t>
-      </w:r>
-      <w:r>
-        <w:rPr>
-          <w:lang w:val="pt-BR"/>
-        </w:rPr>
-        <w:t>são</w:t>
-      </w:r>
-      <w:r>
-        <w:rPr>
-          <w:lang w:val="pt-BR"/>
-        </w:rPr>
-        <w:t xml:space="preserve"> de </w:t>
-      </w:r>
-      <w:r>
-        <w:rPr>
-          <w:lang w:val="pt-BR"/>
-        </w:rPr>
-        <w:t>novas compras.</w:t>
-      </w:r>
-    </w:p>
-    <w:p>
-      <w:pPr>
-        <w:rPr>
-          <w:lang w:val="pt-BR"/>
-        </w:rPr>
-      </w:pPr>
-      <w:r>
-        <w:rPr>
-          <w:lang w:val="pt-BR"/>
-        </w:rPr>
-        <w:t xml:space="preserve">A chegada de novos livros devem ser registradas pelo link </w:t>
-      </w:r>
-      <w:r>
-        <w:rPr>
-          <w:b/>
-          <w:bCs/>
-          <w:lang w:val="pt-BR"/>
-        </w:rPr>
-        <w:t>editar</w:t>
-      </w:r>
-      <w:r>
-        <w:rPr>
-          <w:lang w:val="pt-BR"/>
-        </w:rPr>
-        <w:t xml:space="preserve"> do formulario de estoque.</w:t>
-      </w:r>
-    </w:p>
-    <w:p>
-      <w:pPr>
-        <w:pStyle w:val="Heading1"/>
-        <w:rPr>
-          <w:lang w:val="pt-BR"/>
-        </w:rPr>
-      </w:pPr>
-      <w:bookmarkStart w:id="10" w:name="_Toc227433905"/>
-      <w:r>
-        <w:rPr>
-          <w:lang w:val="pt-BR"/>
-        </w:rPr>
-        <w:t>Exemplo de fluxo diario</w:t>
-      </w:r>
-      <w:bookmarkEnd w:id="10"/>
-    </w:p>
-    <w:p>
-      <w:pPr>
-        <w:rPr>
-          <w:lang w:val="pt-BR"/>
-        </w:rPr>
-      </w:pPr>
-      <w:r>
-        <w:rPr>
-          <w:lang w:val="pt-BR"/>
-        </w:rPr>
-        <w:t>Um fluxo simples de opera</w:t>
-      </w:r>
-      <w:r>
-        <w:rPr>
-          <w:lang w:val="pt-BR"/>
-        </w:rPr>
-        <w:t>çã</w:t>
-      </w:r>
-      <w:r>
-        <w:rPr>
-          <w:lang w:val="pt-BR"/>
-        </w:rPr>
-        <w:t>o pode ser:</w:t>
-      </w:r>
-    </w:p>
-    <w:p>
-      <w:pPr>
-        <w:pStyle w:val="ListParagraph"/>
-        <w:numPr>
-          <w:ilvl w:val="0"/>
-          <w:numId w:val="27"/>
-        </w:numPr>
-        <w:rPr>
-          <w:lang w:val="pt-BR"/>
-        </w:rPr>
-      </w:pPr>
-      <w:r>
-        <w:rPr>
-          <w:lang w:val="pt-BR"/>
-        </w:rPr>
-        <w:t>Conferir o painel inicial.</w:t>
-      </w:r>
-    </w:p>
-    <w:p>
-      <w:pPr>
-        <w:pStyle w:val="ListParagraph"/>
-        <w:numPr>
-          <w:ilvl w:val="0"/>
-          <w:numId w:val="27"/>
-        </w:numPr>
-        <w:rPr>
-          <w:lang w:val="pt-BR"/>
-        </w:rPr>
-      </w:pPr>
-      <w:r>
-        <w:rPr>
-          <w:lang w:val="pt-BR"/>
-        </w:rPr>
-        <w:t>Cadastrar novos assistidos</w:t>
-      </w:r>
-      <w:r>
-        <w:rPr>
-          <w:lang w:val="pt-BR"/>
-        </w:rPr>
-        <w:t>, esta etapa não se faz necessária se o assistido for solicitar uma apometria.</w:t>
-      </w:r>
-    </w:p>
-    <w:p>
-      <w:pPr>
-        <w:pStyle w:val="ListParagraph"/>
-        <w:numPr>
-          <w:ilvl w:val="0"/>
-          <w:numId w:val="27"/>
-        </w:numPr>
-        <w:rPr>
-          <w:lang w:val="pt-BR"/>
-        </w:rPr>
-      </w:pPr>
-      <w:r>
-        <w:rPr>
-          <w:lang w:val="pt-BR"/>
-        </w:rPr>
-        <w:t>Fazer a solicitação de apometria ou o check-in na recepção.</w:t>
-      </w:r>
-      <w:r>
-        <w:rPr>
-          <w:lang w:val="pt-BR"/>
-        </w:rPr>
-        <w:t xml:space="preserve"> Os dados do formulario Solicitação de Apometria serão gravados no banco de dados, caso o assistido ainda não estaja cadastrado, caso o assistido já esteja no banco de dados, depois de informar o CPF, todo os dados serão carregados automaticamente.</w:t>
-      </w:r>
-    </w:p>
-    <w:p>
-      <w:pPr>
-        <w:pStyle w:val="ListParagraph"/>
-        <w:numPr>
-          <w:ilvl w:val="0"/>
-          <w:numId w:val="27"/>
-        </w:numPr>
-        <w:rPr>
-          <w:lang w:val="pt-BR"/>
-        </w:rPr>
-      </w:pPr>
-      <w:r>
-        <w:rPr>
-          <w:lang w:val="pt-BR"/>
-        </w:rPr>
-        <w:t>Acompanhar a fila.</w:t>
-      </w:r>
-    </w:p>
-    <w:p>
-      <w:pPr>
-        <w:pStyle w:val="ListParagraph"/>
-        <w:numPr>
-          <w:ilvl w:val="0"/>
-          <w:numId w:val="27"/>
-        </w:numPr>
-        <w:rPr>
-          <w:lang w:val="pt-BR"/>
-        </w:rPr>
-      </w:pPr>
-      <w:r>
-        <w:rPr>
-          <w:lang w:val="pt-BR"/>
-        </w:rPr>
-        <w:t>Iniciar o atendimento.</w:t>
-      </w:r>
-    </w:p>
-    <w:p>
-      <w:pPr>
-        <w:pStyle w:val="ListParagraph"/>
-        <w:numPr>
-          <w:ilvl w:val="0"/>
-          <w:numId w:val="27"/>
-        </w:numPr>
-        <w:rPr>
-          <w:lang w:val="pt-BR"/>
-        </w:rPr>
-      </w:pPr>
-      <w:r>
-        <w:rPr>
-          <w:lang w:val="pt-BR"/>
-        </w:rPr>
-        <w:t>Registrar a ficha da terapia realizada.</w:t>
-      </w:r>
-    </w:p>
-    <w:p>
-      <w:pPr>
-        <w:pStyle w:val="ListParagraph"/>
-        <w:numPr>
-          <w:ilvl w:val="0"/>
-          <w:numId w:val="27"/>
-        </w:numPr>
-        <w:rPr>
-          <w:lang w:val="pt-BR"/>
-        </w:rPr>
-      </w:pPr>
-      <w:r>
-        <w:rPr>
-          <w:lang w:val="pt-BR"/>
-        </w:rPr>
-        <w:t>Consultar relatorios ao final do dia.</w:t>
-      </w:r>
-    </w:p>
-    <w:p>
-      <w:pPr>
-        <w:pStyle w:val="Heading1"/>
-        <w:rPr>
-          <w:lang w:val="pt-BR"/>
-        </w:rPr>
-      </w:pPr>
-      <w:bookmarkStart w:id="11" w:name="_Toc227433906"/>
-      <w:r>
-        <w:rPr>
-          <w:lang w:val="pt-BR"/>
-        </w:rPr>
-        <w:t>Boas pr</w:t>
-      </w:r>
-      <w:r>
-        <w:rPr>
-          <w:lang w:val="pt-BR"/>
-        </w:rPr>
-        <w:t>á</w:t>
-      </w:r>
-      <w:r>
-        <w:rPr>
-          <w:lang w:val="pt-BR"/>
-        </w:rPr>
-        <w:t>ticas</w:t>
-      </w:r>
-      <w:bookmarkEnd w:id="11"/>
-    </w:p>
-    <w:p>
-      <w:pPr>
-        <w:pStyle w:val="ListParagraph"/>
-        <w:numPr>
-          <w:ilvl w:val="0"/>
-          <w:numId w:val="21"/>
-        </w:numPr>
-        <w:rPr>
-          <w:lang w:val="pt-BR"/>
-        </w:rPr>
-      </w:pPr>
-      <w:r>
-        <w:rPr>
-          <w:lang w:val="pt-BR"/>
-        </w:rPr>
-        <w:t>Digite o CPF sempre com aten</w:t>
-      </w:r>
-      <w:r>
-        <w:rPr>
-          <w:lang w:val="pt-BR"/>
-        </w:rPr>
-        <w:t>çã</w:t>
-      </w:r>
-      <w:r>
-        <w:rPr>
-          <w:lang w:val="pt-BR"/>
-        </w:rPr>
-        <w:t>o, porque ele identifica assistidos, fila e hist</w:t>
-      </w:r>
-      <w:r>
-        <w:rPr>
-          <w:lang w:val="pt-BR"/>
-        </w:rPr>
-        <w:t>ó</w:t>
-      </w:r>
-      <w:r>
-        <w:rPr>
-          <w:lang w:val="pt-BR"/>
-        </w:rPr>
-        <w:t>rico.</w:t>
-      </w:r>
-    </w:p>
-    <w:p>
-      <w:pPr>
-        <w:pStyle w:val="ListParagraph"/>
-        <w:numPr>
-          <w:ilvl w:val="0"/>
-          <w:numId w:val="21"/>
-        </w:numPr>
-        <w:rPr>
-          <w:lang w:val="pt-BR"/>
-        </w:rPr>
-      </w:pPr>
-      <w:r>
-        <w:rPr>
-          <w:lang w:val="pt-BR"/>
-        </w:rPr>
-        <w:t>Antes de cadastrar um novo assistido, verifique se o CPF ja existe.</w:t>
-      </w:r>
-    </w:p>
-    <w:p>
-      <w:pPr>
-        <w:pStyle w:val="ListParagraph"/>
-        <w:numPr>
-          <w:ilvl w:val="0"/>
-          <w:numId w:val="21"/>
-        </w:numPr>
-        <w:rPr>
-          <w:lang w:val="pt-BR"/>
-        </w:rPr>
-      </w:pPr>
-      <w:r>
-        <w:rPr>
-          <w:lang w:val="pt-BR"/>
-        </w:rPr>
-        <w:t>Use a queixa de forma objetiva para facilitar hist</w:t>
-      </w:r>
-      <w:r>
-        <w:rPr>
-          <w:lang w:val="pt-BR"/>
-        </w:rPr>
-        <w:t>ó</w:t>
-      </w:r>
-      <w:r>
-        <w:rPr>
-          <w:lang w:val="pt-BR"/>
-        </w:rPr>
-        <w:t>rico e continuidade do atendimento.</w:t>
-      </w:r>
-    </w:p>
-    <w:p>
-      <w:pPr>
-        <w:pStyle w:val="ListParagraph"/>
-        <w:numPr>
-          <w:ilvl w:val="0"/>
-          <w:numId w:val="21"/>
-        </w:numPr>
-        <w:rPr>
-          <w:lang w:val="pt-BR"/>
-        </w:rPr>
-      </w:pPr>
-      <w:r>
-        <w:rPr>
-          <w:lang w:val="pt-BR"/>
-        </w:rPr>
-        <w:t>Confira se a terapia escolhida esta correta antes de finalizar a ficha.</w:t>
-      </w:r>
-    </w:p>
-    <w:p>
-      <w:pPr>
-        <w:pStyle w:val="ListParagraph"/>
-        <w:numPr>
-          <w:ilvl w:val="0"/>
-          <w:numId w:val="21"/>
-        </w:numPr>
-        <w:rPr>
-          <w:lang w:val="pt-BR"/>
-        </w:rPr>
-      </w:pPr>
-      <w:r>
-        <w:rPr>
-          <w:lang w:val="pt-BR"/>
-        </w:rPr>
-        <w:t>Consulte a fila com frequ</w:t>
-      </w:r>
-      <w:r>
-        <w:rPr>
-          <w:lang w:val="pt-BR"/>
-        </w:rPr>
-        <w:t>ê</w:t>
-      </w:r>
-      <w:r>
-        <w:rPr>
-          <w:lang w:val="pt-BR"/>
-        </w:rPr>
-        <w:t>ncia para evitar chamados fora de ordem.</w:t>
-      </w:r>
-    </w:p>
-    <w:p>
-      <w:pPr>
-        <w:pStyle w:val="Heading1"/>
-        <w:rPr>
-          <w:lang w:val="pt-BR"/>
-        </w:rPr>
-      </w:pPr>
-      <w:bookmarkStart w:id="12" w:name="_Toc227433907"/>
-      <w:r>
-        <w:rPr>
-          <w:lang w:val="pt-BR"/>
-        </w:rPr>
-        <w:t>Base de demonstra</w:t>
-      </w:r>
-      <w:r>
-        <w:rPr>
-          <w:lang w:val="pt-BR"/>
-        </w:rPr>
-        <w:t>çã</w:t>
-      </w:r>
-      <w:r>
-        <w:rPr>
-          <w:lang w:val="pt-BR"/>
-        </w:rPr>
-        <w:t>o</w:t>
-      </w:r>
-      <w:bookmarkEnd w:id="12"/>
-    </w:p>
-    <w:p>
-      <w:pPr>
-        <w:rPr>
-          <w:lang w:val="pt-BR"/>
-        </w:rPr>
-      </w:pPr>
-      <w:r>
-        <w:rPr>
-          <w:lang w:val="pt-BR"/>
-        </w:rPr>
-        <w:t>O</w:t>
-      </w:r>
-      <w:r>
-        <w:rPr>
-          <w:lang w:val="pt-BR"/>
-        </w:rPr>
-        <w:t xml:space="preserve"> ambiente </w:t>
-      </w:r>
-      <w:r>
-        <w:rPr>
-          <w:lang w:val="pt-BR"/>
-        </w:rPr>
-        <w:t>deve ser</w:t>
-      </w:r>
-      <w:r>
-        <w:rPr>
-          <w:lang w:val="pt-BR"/>
-        </w:rPr>
-        <w:t xml:space="preserve"> preparado com o seed de demonstra</w:t>
-      </w:r>
-      <w:r>
-        <w:rPr>
-          <w:lang w:val="pt-BR"/>
-        </w:rPr>
-        <w:t>çã</w:t>
-      </w:r>
-      <w:r>
-        <w:rPr>
-          <w:lang w:val="pt-BR"/>
-        </w:rPr>
-        <w:t>o, estes CPFs podem ser usados para trein</w:t>
-      </w:r>
-      <w:r>
-        <w:rPr>
-          <w:lang w:val="pt-BR"/>
-        </w:rPr>
-        <w:t>ament</w:t>
-      </w:r>
-      <w:r>
-        <w:rPr>
-          <w:lang w:val="pt-BR"/>
-        </w:rPr>
-        <w:t>o e apresenta</w:t>
-      </w:r>
-      <w:r>
-        <w:rPr>
-          <w:lang w:val="pt-BR"/>
-        </w:rPr>
-        <w:t>çã</w:t>
-      </w:r>
-      <w:r>
-        <w:rPr>
-          <w:lang w:val="pt-BR"/>
-        </w:rPr>
-        <w:t>o:</w:t>
+        <w:t xml:space="preserve">realizou apometria há </w:t>
+      </w:r>
+      <w:r>
+        <w:rPr>
+          <w:lang w:val="pt-BR"/>
+        </w:rPr>
+        <w:t>9</w:t>
+      </w:r>
+      <w:r>
+        <w:rPr>
+          <w:lang w:val="pt-BR"/>
+        </w:rPr>
+        <w:t>1dias e não voltou para os tratamentos indicados</w:t>
       </w:r>
     </w:p>
     <w:p>
@@ -5481,152 +5143,7 @@
         <w:rPr>
           <w:lang w:val="pt-BR"/>
         </w:rPr>
-        <w:t xml:space="preserve">O Assistido Exemplo 6 (cpf </w:t>
-      </w:r>
-      <w:r>
-        <w:rPr>
-          <w:lang w:val="pt-BR"/>
-        </w:rPr>
-        <w:t>12345678906</w:t>
-      </w:r>
-      <w:r>
-        <w:rPr>
-          <w:lang w:val="pt-BR"/>
-        </w:rPr>
-        <w:t>)</w:t>
-      </w:r>
-      <w:r>
-        <w:rPr>
-          <w:lang w:val="pt-BR"/>
-        </w:rPr>
-        <w:t xml:space="preserve"> – realizou apometria há 31dias e não voltou para os tratamentos indicados</w:t>
-      </w:r>
-    </w:p>
-    <w:p>
-      <w:pPr>
-        <w:pStyle w:val="ListParagraph"/>
-        <w:numPr>
-          <w:ilvl w:val="0"/>
-          <w:numId w:val="29"/>
-        </w:numPr>
-        <w:rPr>
-          <w:lang w:val="pt-BR"/>
-        </w:rPr>
-      </w:pPr>
-      <w:r>
-        <w:rPr>
-          <w:lang w:val="pt-BR"/>
-        </w:rPr>
-        <w:lastRenderedPageBreak/>
-        <w:t xml:space="preserve">O Assistido Exemplo </w:t>
-      </w:r>
-      <w:r>
-        <w:rPr>
-          <w:lang w:val="pt-BR"/>
-        </w:rPr>
-        <w:t>7</w:t>
-      </w:r>
-      <w:r>
-        <w:rPr>
-          <w:lang w:val="pt-BR"/>
-        </w:rPr>
-        <w:t xml:space="preserve"> (cpf </w:t>
-      </w:r>
-      <w:r>
-        <w:rPr>
-          <w:lang w:val="pt-BR"/>
-        </w:rPr>
-        <w:t>12345678907</w:t>
-      </w:r>
-      <w:r>
-        <w:rPr>
-          <w:lang w:val="pt-BR"/>
-        </w:rPr>
-        <w:t>)</w:t>
-      </w:r>
-      <w:r>
-        <w:rPr>
-          <w:lang w:val="pt-BR"/>
-        </w:rPr>
-        <w:t xml:space="preserve"> – realizou apometria há 61dias e não voltou para os tratamentos indicados</w:t>
-      </w:r>
-    </w:p>
-    <w:p>
-      <w:pPr>
-        <w:pStyle w:val="ListParagraph"/>
-        <w:numPr>
-          <w:ilvl w:val="0"/>
-          <w:numId w:val="29"/>
-        </w:numPr>
-        <w:rPr>
-          <w:lang w:val="pt-BR"/>
-        </w:rPr>
-      </w:pPr>
-      <w:r>
-        <w:rPr>
-          <w:lang w:val="pt-BR"/>
-        </w:rPr>
-        <w:t xml:space="preserve">O Assistido Exemplo </w:t>
-      </w:r>
-      <w:r>
-        <w:rPr>
-          <w:lang w:val="pt-BR"/>
-        </w:rPr>
-        <w:t>8</w:t>
-      </w:r>
-      <w:r>
-        <w:rPr>
-          <w:lang w:val="pt-BR"/>
-        </w:rPr>
-        <w:t xml:space="preserve"> (cpf </w:t>
-      </w:r>
-      <w:r>
-        <w:rPr>
-          <w:lang w:val="pt-BR"/>
-        </w:rPr>
-        <w:t>12345678908</w:t>
-      </w:r>
-      <w:r>
-        <w:rPr>
-          <w:lang w:val="pt-BR"/>
-        </w:rPr>
-        <w:t>)</w:t>
-      </w:r>
-      <w:r>
-        <w:rPr>
-          <w:lang w:val="pt-BR"/>
-        </w:rPr>
-        <w:t xml:space="preserve"> –</w:t>
-      </w:r>
-      <w:r>
-        <w:rPr>
-          <w:lang w:val="pt-BR"/>
-        </w:rPr>
-        <w:t xml:space="preserve"> </w:t>
-      </w:r>
-      <w:r>
-        <w:rPr>
-          <w:lang w:val="pt-BR"/>
-        </w:rPr>
-        <w:t>realizou apometria há 91dias e não voltou para os tratamentos indicados</w:t>
-      </w:r>
-    </w:p>
-    <w:p>
-      <w:pPr>
-        <w:pStyle w:val="ListParagraph"/>
-        <w:numPr>
-          <w:ilvl w:val="0"/>
-          <w:numId w:val="29"/>
-        </w:numPr>
-        <w:rPr>
-          <w:lang w:val="pt-BR"/>
-        </w:rPr>
-      </w:pPr>
-      <w:r>
-        <w:rPr>
-          <w:lang w:val="pt-BR"/>
-        </w:rPr>
-        <w:t xml:space="preserve">O Assistido Exemplo </w:t>
+        <w:t>1234567890</w:t>
       </w:r>
       <w:r>
         <w:rPr>
@@ -5638,37 +5155,7 @@
         <w:rPr>
           <w:lang w:val="pt-BR"/>
         </w:rPr>
-        <w:t xml:space="preserve"> (cpf </w:t>
-      </w:r>
-      <w:r>
-        <w:rPr>
-          <w:lang w:val="pt-BR"/>
-        </w:rPr>
-        <w:t>12345678909</w:t>
-      </w:r>
-      <w:r>
-        <w:rPr>
-          <w:lang w:val="pt-BR"/>
-        </w:rPr>
-        <w:t>)</w:t>
-      </w:r>
-      <w:r>
-        <w:rPr>
-          <w:lang w:val="pt-BR"/>
-        </w:rPr>
-        <w:t xml:space="preserve"> – realizou apometria e passe, 3 reikis mas ainda não completou 28 dias para solicitar uma nova</w:t>
-      </w:r>
-      <w:r>
-        <w:rPr>
-          <w:lang w:val="pt-BR"/>
-        </w:rPr>
-        <w:t xml:space="preserve"> </w:t>
-      </w:r>
-      <w:r>
-        <w:rPr>
-          <w:lang w:val="pt-BR"/>
-        </w:rPr>
-        <w:t>apometria.</w:t>
+        <w:t xml:space="preserve"> – realizou apometria e passe, 3 reikis mas ainda não completou 28 dias para solicitar uma novaapometria.</w:t>
       </w:r>
     </w:p>
     <w:p>
@@ -9446,10 +8933,6 @@
   <w:style w:type="paragraph" w:default="1" w:styleId="Normal">
     <w:name w:val="Normal"/>
     <w:qFormat/>
-    <w:rsid w:val="00DD21F1"/>
-    <w:pPr>
-      <w:jc w:val="both"/>
-    </w:pPr>
   </w:style>
   <w:style w:type="paragraph" w:styleId="Heading1">
     <w:name w:val="heading 1"/>
@@ -9688,7 +9171,6 @@
   <w:style w:type="character" w:default="1" w:styleId="DefaultParagraphFont">
     <w:name w:val="Default Paragraph Font"/>
     <w:uiPriority w:val="1"/>
-    <w:semiHidden/>
     <w:unhideWhenUsed/>
   </w:style>
   <w:style w:type="table" w:default="1" w:styleId="TableNormal">
